--- a/artifacts/manuscript_metrics_summary.docx
+++ b/artifacts/manuscript_metrics_summary.docx
@@ -82,7 +82,7 @@
                 <w:szCs w:val="22"/>
                 <w:color w:val="000000"/>
               </w:rPr>
-              <w:t xml:space="preserve">Cohort Size and Mentor Balance by Year (u = 1.50)</w:t>
+              <w:t xml:space="preserve">Cohort Size and Mentor Balance by Year (u = 0.90)</w:t>
             </w:r>
           </w:p>
         </w:tc>
@@ -3488,7 +3488,7 @@
                 <w:szCs w:val="22"/>
                 <w:color w:val="000000"/>
               </w:rPr>
-              <w:t xml:space="preserve">Compatibility Summary for Final Matches (u = 1.50)</w:t>
+              <w:t xml:space="preserve">Compatibility Summary for Final Matches (u = 0.90)</w:t>
             </w:r>
           </w:p>
         </w:tc>
@@ -3939,7 +3939,7 @@
                 <w:szCs w:val="22"/>
                 <w:color w:val="000000"/>
               </w:rPr>
-              <w:t xml:space="preserve">8.16</w:t>
+              <w:t xml:space="preserve">8.39</w:t>
             </w:r>
           </w:p>
         </w:tc>
@@ -3994,7 +3994,7 @@
                 <w:szCs w:val="22"/>
                 <w:color w:val="000000"/>
               </w:rPr>
-              <w:t xml:space="preserve">1.77</w:t>
+              <w:t xml:space="preserve">1.82</w:t>
             </w:r>
           </w:p>
         </w:tc>
@@ -4049,7 +4049,7 @@
                 <w:szCs w:val="22"/>
                 <w:color w:val="000000"/>
               </w:rPr>
-              <w:t xml:space="preserve">89</w:t>
+              <w:t xml:space="preserve">88.5</w:t>
             </w:r>
           </w:p>
         </w:tc>
@@ -4219,7 +4219,7 @@
                 <w:szCs w:val="22"/>
                 <w:color w:val="000000"/>
               </w:rPr>
-              <w:t xml:space="preserve">9.30</w:t>
+              <w:t xml:space="preserve">10.38</w:t>
             </w:r>
           </w:p>
         </w:tc>
@@ -4274,7 +4274,7 @@
                 <w:szCs w:val="22"/>
                 <w:color w:val="000000"/>
               </w:rPr>
-              <w:t xml:space="preserve">2.46</w:t>
+              <w:t xml:space="preserve">4.20</w:t>
             </w:r>
           </w:p>
         </w:tc>
@@ -4329,7 +4329,7 @@
                 <w:szCs w:val="22"/>
                 <w:color w:val="000000"/>
               </w:rPr>
-              <w:t xml:space="preserve">87</w:t>
+              <w:t xml:space="preserve">85.6</w:t>
             </w:r>
           </w:p>
         </w:tc>
@@ -4763,7 +4763,7 @@
                 <w:szCs w:val="22"/>
                 <w:color w:val="000000"/>
               </w:rPr>
-              <w:t xml:space="preserve">Fail (delta = 5pp; 90% CI [-0.011, +0.051] vs acceptance [-0.05, 0.05]); strict 2pp: Fail</w:t>
+              <w:t xml:space="preserve">Fail (delta = 5pp; 90% CI [-0.003, +0.061] vs acceptance [-0.05, 0.05]); strict 2pp: Fail</w:t>
             </w:r>
           </w:p>
         </w:tc>
@@ -4878,7 +4878,7 @@
                 <w:szCs w:val="22"/>
                 <w:color w:val="000000"/>
               </w:rPr>
-              <w:t xml:space="preserve">Fail (delta = 5pp; 90% CI [-0.011, +0.051] vs acceptance [-0.05, 0.05]); strict 2pp: Fail</w:t>
+              <w:t xml:space="preserve">Fail (delta = 5pp; 90% CI [-0.003, +0.061] vs acceptance [-0.05, 0.05]); strict 2pp: Fail</w:t>
             </w:r>
           </w:p>
         </w:tc>
@@ -4993,7 +4993,7 @@
                 <w:szCs w:val="22"/>
                 <w:color w:val="000000"/>
               </w:rPr>
-              <w:t xml:space="preserve">Fail (delta = 5pp; 90% CI [-0.011, +0.051] vs acceptance [-0.05, 0.05]); strict 2pp: Fail</w:t>
+              <w:t xml:space="preserve">Fail (delta = 5pp; 90% CI [-0.003, +0.061] vs acceptance [-0.05, 0.05]); strict 2pp: Fail</w:t>
             </w:r>
           </w:p>
         </w:tc>
@@ -5108,7 +5108,7 @@
                 <w:szCs w:val="22"/>
                 <w:color w:val="000000"/>
               </w:rPr>
-              <w:t xml:space="preserve">Fail (delta = 5pp; 90% CI [-0.011, +0.051] vs acceptance [-0.05, 0.05]); strict 2pp: Fail</w:t>
+              <w:t xml:space="preserve">Fail (delta = 5pp; 90% CI [-0.003, +0.061] vs acceptance [-0.05, 0.05]); strict 2pp: Fail</w:t>
             </w:r>
           </w:p>
         </w:tc>
@@ -5223,7 +5223,7 @@
                 <w:szCs w:val="22"/>
                 <w:color w:val="000000"/>
               </w:rPr>
-              <w:t xml:space="preserve">Fail (delta = 5pp; 90% CI [-0.011, +0.051] vs acceptance [-0.05, 0.05]); strict 2pp: Fail</w:t>
+              <w:t xml:space="preserve">Fail (delta = 5pp; 90% CI [-0.003, +0.061] vs acceptance [-0.05, 0.05]); strict 2pp: Fail</w:t>
             </w:r>
           </w:p>
         </w:tc>
@@ -5338,7 +5338,7 @@
                 <w:szCs w:val="22"/>
                 <w:color w:val="000000"/>
               </w:rPr>
-              <w:t xml:space="preserve">Fail (delta = 5pp; 90% CI [-0.011, +0.051] vs acceptance [-0.05, 0.05]); strict 2pp: Fail</w:t>
+              <w:t xml:space="preserve">Fail (delta = 5pp; 90% CI [-0.003, +0.061] vs acceptance [-0.05, 0.05]); strict 2pp: Fail</w:t>
             </w:r>
           </w:p>
         </w:tc>
@@ -5453,7 +5453,7 @@
                 <w:szCs w:val="22"/>
                 <w:color w:val="000000"/>
               </w:rPr>
-              <w:t xml:space="preserve">Fail (delta = 5pp; 90% CI [-0.011, +0.051] vs acceptance [-0.05, 0.05]); strict 2pp: Fail</w:t>
+              <w:t xml:space="preserve">Fail (delta = 5pp; 90% CI [-0.003, +0.061] vs acceptance [-0.05, 0.05]); strict 2pp: Fail</w:t>
             </w:r>
           </w:p>
         </w:tc>
@@ -5568,7 +5568,7 @@
                 <w:szCs w:val="22"/>
                 <w:color w:val="000000"/>
               </w:rPr>
-              <w:t xml:space="preserve">Fail (delta = 5pp; 90% CI [-0.011, +0.051] vs acceptance [-0.05, 0.05]); strict 2pp: Fail</w:t>
+              <w:t xml:space="preserve">Fail (delta = 5pp; 90% CI [-0.003, +0.061] vs acceptance [-0.05, 0.05]); strict 2pp: Fail</w:t>
             </w:r>
           </w:p>
         </w:tc>
@@ -5683,7 +5683,7 @@
                 <w:szCs w:val="22"/>
                 <w:color w:val="000000"/>
               </w:rPr>
-              <w:t xml:space="preserve">Fail (delta = 5pp; 90% CI [-0.011, +0.051] vs acceptance [-0.05, 0.05]); strict 2pp: Fail</w:t>
+              <w:t xml:space="preserve">Fail (delta = 5pp; 90% CI [-0.003, +0.061] vs acceptance [-0.05, 0.05]); strict 2pp: Fail</w:t>
             </w:r>
           </w:p>
         </w:tc>
@@ -5798,7 +5798,7 @@
                 <w:szCs w:val="22"/>
                 <w:color w:val="000000"/>
               </w:rPr>
-              <w:t xml:space="preserve">Fail (delta = 5pp; 90% CI [-0.011, +0.051] vs acceptance [-0.05, 0.05]); strict 2pp: Fail</w:t>
+              <w:t xml:space="preserve">Fail (delta = 5pp; 90% CI [-0.003, +0.061] vs acceptance [-0.05, 0.05]); strict 2pp: Fail</w:t>
             </w:r>
           </w:p>
         </w:tc>
@@ -5913,7 +5913,7 @@
                 <w:szCs w:val="22"/>
                 <w:color w:val="000000"/>
               </w:rPr>
-              <w:t xml:space="preserve">Fail (delta = 5pp; 90% CI [-0.011, +0.051] vs acceptance [-0.05, 0.05]); strict 2pp: Fail</w:t>
+              <w:t xml:space="preserve">Fail (delta = 5pp; 90% CI [-0.003, +0.061] vs acceptance [-0.05, 0.05]); strict 2pp: Fail</w:t>
             </w:r>
           </w:p>
         </w:tc>
@@ -6028,7 +6028,7 @@
                 <w:szCs w:val="22"/>
                 <w:color w:val="000000"/>
               </w:rPr>
-              <w:t xml:space="preserve">Fail (delta = 5pp; 90% CI [-0.011, +0.051] vs acceptance [-0.05, 0.05]); strict 2pp: Fail</w:t>
+              <w:t xml:space="preserve">Fail (delta = 5pp; 90% CI [-0.003, +0.061] vs acceptance [-0.05, 0.05]); strict 2pp: Fail</w:t>
             </w:r>
           </w:p>
         </w:tc>
@@ -6143,7 +6143,7 @@
                 <w:szCs w:val="22"/>
                 <w:color w:val="000000"/>
               </w:rPr>
-              <w:t xml:space="preserve">Fail (delta = 5pp; 90% CI [-0.011, +0.051] vs acceptance [-0.05, 0.05]); strict 2pp: Fail</w:t>
+              <w:t xml:space="preserve">Fail (delta = 5pp; 90% CI [-0.003, +0.061] vs acceptance [-0.05, 0.05]); strict 2pp: Fail</w:t>
             </w:r>
           </w:p>
         </w:tc>
@@ -6258,7 +6258,7 @@
                 <w:szCs w:val="22"/>
                 <w:color w:val="000000"/>
               </w:rPr>
-              <w:t xml:space="preserve">Fail (delta = 5pp; 90% CI [-0.011, +0.051] vs acceptance [-0.05, 0.05]); strict 2pp: Fail</w:t>
+              <w:t xml:space="preserve">Fail (delta = 5pp; 90% CI [-0.003, +0.061] vs acceptance [-0.05, 0.05]); strict 2pp: Fail</w:t>
             </w:r>
           </w:p>
         </w:tc>
@@ -6373,7 +6373,7 @@
                 <w:szCs w:val="22"/>
                 <w:color w:val="000000"/>
               </w:rPr>
-              <w:t xml:space="preserve">Fail (delta = 5pp; 90% CI [-0.011, +0.051] vs acceptance [-0.05, 0.05]); strict 2pp: Fail</w:t>
+              <w:t xml:space="preserve">Fail (delta = 5pp; 90% CI [-0.003, +0.061] vs acceptance [-0.05, 0.05]); strict 2pp: Fail</w:t>
             </w:r>
           </w:p>
         </w:tc>
@@ -7242,7 +7242,7 @@
                 <w:szCs w:val="22"/>
                 <w:color w:val="000000"/>
               </w:rPr>
-              <w:t xml:space="preserve">Formal TOST Equivalence: Cosine Similarity vs Matching Words (Top-20%; u = 1.50)</w:t>
+              <w:t xml:space="preserve">Formal TOST Equivalence: Cosine Similarity vs Matching Words (Top-20%; u = 0.90)</w:t>
             </w:r>
           </w:p>
         </w:tc>
@@ -8023,7 +8023,7 @@
                 <w:szCs w:val="22"/>
                 <w:color w:val="000000"/>
               </w:rPr>
-              <w:t xml:space="preserve">0.8477</w:t>
+              <w:t xml:space="preserve">0.8883</w:t>
             </w:r>
           </w:p>
         </w:tc>
@@ -8133,7 +8133,7 @@
                 <w:szCs w:val="22"/>
                 <w:color w:val="000000"/>
               </w:rPr>
-              <w:t xml:space="preserve">0.8274</w:t>
+              <w:t xml:space="preserve">0.8223</w:t>
             </w:r>
           </w:p>
         </w:tc>
@@ -8188,7 +8188,7 @@
                 <w:szCs w:val="22"/>
                 <w:color w:val="000000"/>
               </w:rPr>
-              <w:t xml:space="preserve">0.0203</w:t>
+              <w:t xml:space="preserve">0.0660</w:t>
             </w:r>
           </w:p>
         </w:tc>
@@ -8243,7 +8243,7 @@
                 <w:szCs w:val="22"/>
                 <w:color w:val="000000"/>
               </w:rPr>
-              <w:t xml:space="preserve">-0.0408</w:t>
+              <w:t xml:space="preserve">0.0079</w:t>
             </w:r>
           </w:p>
         </w:tc>
@@ -8298,7 +8298,7 @@
                 <w:szCs w:val="22"/>
                 <w:color w:val="000000"/>
               </w:rPr>
-              <w:t xml:space="preserve">0.0814</w:t>
+              <w:t xml:space="preserve">0.1240</w:t>
             </w:r>
           </w:p>
         </w:tc>
@@ -8353,7 +8353,7 @@
                 <w:szCs w:val="22"/>
                 <w:color w:val="000000"/>
               </w:rPr>
-              <w:t xml:space="preserve">0.2121</w:t>
+              <w:t xml:space="preserve">0.6748</w:t>
             </w:r>
           </w:p>
         </w:tc>
@@ -8633,7 +8633,7 @@
                 <w:szCs w:val="22"/>
                 <w:color w:val="000000"/>
               </w:rPr>
-              <w:t xml:space="preserve">0.9233</w:t>
+              <w:t xml:space="preserve">0.8850</w:t>
             </w:r>
           </w:p>
         </w:tc>
@@ -8743,7 +8743,7 @@
                 <w:szCs w:val="22"/>
                 <w:color w:val="000000"/>
               </w:rPr>
-              <w:t xml:space="preserve">0.9233</w:t>
+              <w:t xml:space="preserve">0.8641</w:t>
             </w:r>
           </w:p>
         </w:tc>
@@ -8798,7 +8798,7 @@
                 <w:szCs w:val="22"/>
                 <w:color w:val="000000"/>
               </w:rPr>
-              <w:t xml:space="preserve">0.0000</w:t>
+              <w:t xml:space="preserve">0.0209</w:t>
             </w:r>
           </w:p>
         </w:tc>
@@ -8853,7 +8853,7 @@
                 <w:szCs w:val="22"/>
                 <w:color w:val="000000"/>
               </w:rPr>
-              <w:t xml:space="preserve">-0.0365</w:t>
+              <w:t xml:space="preserve">-0.0246</w:t>
             </w:r>
           </w:p>
         </w:tc>
@@ -8908,7 +8908,7 @@
                 <w:szCs w:val="22"/>
                 <w:color w:val="000000"/>
               </w:rPr>
-              <w:t xml:space="preserve">0.0365</w:t>
+              <w:t xml:space="preserve">0.0664</w:t>
             </w:r>
           </w:p>
         </w:tc>
@@ -8963,7 +8963,7 @@
                 <w:szCs w:val="22"/>
                 <w:color w:val="000000"/>
               </w:rPr>
-              <w:t xml:space="preserve">0.0122</w:t>
+              <w:t xml:space="preserve">0.1462</w:t>
             </w:r>
           </w:p>
         </w:tc>
@@ -9004,21 +9004,21 @@
                 <w:strike w:val="false"/>
                 <w:sz w:val="22"/>
                 <w:szCs w:val="22"/>
-                <w:color w:val="006600"/>
-              </w:rPr>
-            </w:pPr>
-            <w:r>
-              <w:rPr>
-                <w:rFonts w:ascii="Arial" w:hAnsi="Arial" w:eastAsia="Arial" w:cs="Arial"/>
-                <w:i w:val="false"/>
-                <w:b w:val="false"/>
-                <w:u w:val="none"/>
-                <w:strike w:val="false"/>
-                <w:sz w:val="22"/>
-                <w:szCs w:val="22"/>
-                <w:color w:val="006600"/>
-              </w:rPr>
-              <w:t xml:space="preserve">Pass</w:t>
+                <w:color w:val="CC0000"/>
+              </w:rPr>
+            </w:pPr>
+            <w:r>
+              <w:rPr>
+                <w:rFonts w:ascii="Arial" w:hAnsi="Arial" w:eastAsia="Arial" w:cs="Arial"/>
+                <w:i w:val="false"/>
+                <w:b w:val="false"/>
+                <w:u w:val="none"/>
+                <w:strike w:val="false"/>
+                <w:sz w:val="22"/>
+                <w:szCs w:val="22"/>
+                <w:color w:val="CC0000"/>
+              </w:rPr>
+              <w:t xml:space="preserve">Fail</w:t>
             </w:r>
           </w:p>
         </w:tc>
@@ -9353,7 +9353,7 @@
                 <w:szCs w:val="22"/>
                 <w:color w:val="000000"/>
               </w:rPr>
-              <w:t xml:space="preserve">0.8037</w:t>
+              <w:t xml:space="preserve">0.8972</w:t>
             </w:r>
           </w:p>
         </w:tc>
@@ -9408,7 +9408,7 @@
                 <w:szCs w:val="22"/>
                 <w:color w:val="000000"/>
               </w:rPr>
-              <w:t xml:space="preserve">0.0748</w:t>
+              <w:t xml:space="preserve">-0.0187</w:t>
             </w:r>
           </w:p>
         </w:tc>
@@ -9463,7 +9463,7 @@
                 <w:szCs w:val="22"/>
                 <w:color w:val="000000"/>
               </w:rPr>
-              <w:t xml:space="preserve">-0.0070</w:t>
+              <w:t xml:space="preserve">-0.0896</w:t>
             </w:r>
           </w:p>
         </w:tc>
@@ -9518,7 +9518,7 @@
                 <w:szCs w:val="22"/>
                 <w:color w:val="000000"/>
               </w:rPr>
-              <w:t xml:space="preserve">0.1565</w:t>
+              <w:t xml:space="preserve">0.0522</w:t>
             </w:r>
           </w:p>
         </w:tc>
@@ -9573,7 +9573,7 @@
                 <w:szCs w:val="22"/>
                 <w:color w:val="000000"/>
               </w:rPr>
-              <w:t xml:space="preserve">0.6908</w:t>
+              <w:t xml:space="preserve">0.2339</w:t>
             </w:r>
           </w:p>
         </w:tc>
@@ -9853,7 +9853,7 @@
                 <w:szCs w:val="22"/>
                 <w:color w:val="000000"/>
               </w:rPr>
-              <w:t xml:space="preserve">0.8900</w:t>
+              <w:t xml:space="preserve">0.8849</w:t>
             </w:r>
           </w:p>
         </w:tc>
@@ -9963,7 +9963,7 @@
                 <w:szCs w:val="22"/>
                 <w:color w:val="000000"/>
               </w:rPr>
-              <w:t xml:space="preserve">0.8697</w:t>
+              <w:t xml:space="preserve">0.8562</w:t>
             </w:r>
           </w:p>
         </w:tc>
@@ -10018,7 +10018,7 @@
                 <w:szCs w:val="22"/>
                 <w:color w:val="000000"/>
               </w:rPr>
-              <w:t xml:space="preserve">0.0203</w:t>
+              <w:t xml:space="preserve">0.0288</w:t>
             </w:r>
           </w:p>
         </w:tc>
@@ -10073,7 +10073,7 @@
                 <w:szCs w:val="22"/>
                 <w:color w:val="000000"/>
               </w:rPr>
-              <w:t xml:space="preserve">-0.0108</w:t>
+              <w:t xml:space="preserve">-0.0033</w:t>
             </w:r>
           </w:p>
         </w:tc>
@@ -10128,7 +10128,7 @@
                 <w:szCs w:val="22"/>
                 <w:color w:val="000000"/>
               </w:rPr>
-              <w:t xml:space="preserve">0.0514</w:t>
+              <w:t xml:space="preserve">0.0609</w:t>
             </w:r>
           </w:p>
         </w:tc>
@@ -10183,7 +10183,7 @@
                 <w:szCs w:val="22"/>
                 <w:color w:val="000000"/>
               </w:rPr>
-              <w:t xml:space="preserve">0.0581</w:t>
+              <w:t xml:space="preserve">0.1382</w:t>
             </w:r>
           </w:p>
         </w:tc>

--- a/artifacts/manuscript_metrics_summary.docx
+++ b/artifacts/manuscript_metrics_summary.docx
@@ -82,7 +82,7 @@
                 <w:szCs w:val="22"/>
                 <w:color w:val="000000"/>
               </w:rPr>
-              <w:t xml:space="preserve">Cohort Size and Mentor Balance by Year (u = 0.90)</w:t>
+              <w:t xml:space="preserve">Cohort Size and Mentor Balance by Year (u = 1.50)</w:t>
             </w:r>
           </w:p>
         </w:tc>
@@ -3488,7 +3488,7 @@
                 <w:szCs w:val="22"/>
                 <w:color w:val="000000"/>
               </w:rPr>
-              <w:t xml:space="preserve">Compatibility Summary for Final Matches (u = 0.90)</w:t>
+              <w:t xml:space="preserve">Compatibility Summary for Final Matches (u = 1.50)</w:t>
             </w:r>
           </w:p>
         </w:tc>
@@ -3939,7 +3939,7 @@
                 <w:szCs w:val="22"/>
                 <w:color w:val="000000"/>
               </w:rPr>
-              <w:t xml:space="preserve">8.39</w:t>
+              <w:t xml:space="preserve">8.81</w:t>
             </w:r>
           </w:p>
         </w:tc>
@@ -3994,7 +3994,7 @@
                 <w:szCs w:val="22"/>
                 <w:color w:val="000000"/>
               </w:rPr>
-              <w:t xml:space="preserve">1.82</w:t>
+              <w:t xml:space="preserve">2.08</w:t>
             </w:r>
           </w:p>
         </w:tc>
@@ -4049,7 +4049,7 @@
                 <w:szCs w:val="22"/>
                 <w:color w:val="000000"/>
               </w:rPr>
-              <w:t xml:space="preserve">88.5</w:t>
+              <w:t xml:space="preserve">87.6</w:t>
             </w:r>
           </w:p>
         </w:tc>
@@ -4219,7 +4219,7 @@
                 <w:szCs w:val="22"/>
                 <w:color w:val="000000"/>
               </w:rPr>
-              <w:t xml:space="preserve">10.38</w:t>
+              <w:t xml:space="preserve">10.16</w:t>
             </w:r>
           </w:p>
         </w:tc>
@@ -4274,7 +4274,7 @@
                 <w:szCs w:val="22"/>
                 <w:color w:val="000000"/>
               </w:rPr>
-              <w:t xml:space="preserve">4.20</w:t>
+              <w:t xml:space="preserve">3.85</w:t>
             </w:r>
           </w:p>
         </w:tc>
@@ -4329,7 +4329,7 @@
                 <w:szCs w:val="22"/>
                 <w:color w:val="000000"/>
               </w:rPr>
-              <w:t xml:space="preserve">85.6</w:t>
+              <w:t xml:space="preserve">84.4</w:t>
             </w:r>
           </w:p>
         </w:tc>
@@ -4473,7 +4473,7 @@
       </w:tblPr>
       <w:tblGrid>
         <w:gridCol w:w="3639"/>
-        <w:gridCol w:w="8714"/>
+        <w:gridCol w:w="8769"/>
       </w:tblGrid>
       <w:tr>
         <w:trPr>
@@ -4763,7 +4763,7 @@
                 <w:szCs w:val="22"/>
                 <w:color w:val="000000"/>
               </w:rPr>
-              <w:t xml:space="preserve">Fail (delta = 5pp; 90% CI [-0.003, +0.061] vs acceptance [-0.05, 0.05]); strict 2pp: Fail</w:t>
+              <w:t xml:space="preserve">Fail (delta = 5pp; 90% CI [+0.007, +0.058] vs acceptance [-0.05, 0.05]); strict 2pp: Fail</w:t>
             </w:r>
           </w:p>
         </w:tc>
@@ -4878,7 +4878,7 @@
                 <w:szCs w:val="22"/>
                 <w:color w:val="000000"/>
               </w:rPr>
-              <w:t xml:space="preserve">Fail (delta = 5pp; 90% CI [-0.003, +0.061] vs acceptance [-0.05, 0.05]); strict 2pp: Fail</w:t>
+              <w:t xml:space="preserve">Fail (delta = 5pp; 90% CI [+0.007, +0.058] vs acceptance [-0.05, 0.05]); strict 2pp: Fail</w:t>
             </w:r>
           </w:p>
         </w:tc>
@@ -4993,7 +4993,7 @@
                 <w:szCs w:val="22"/>
                 <w:color w:val="000000"/>
               </w:rPr>
-              <w:t xml:space="preserve">Fail (delta = 5pp; 90% CI [-0.003, +0.061] vs acceptance [-0.05, 0.05]); strict 2pp: Fail</w:t>
+              <w:t xml:space="preserve">Fail (delta = 5pp; 90% CI [+0.007, +0.058] vs acceptance [-0.05, 0.05]); strict 2pp: Fail</w:t>
             </w:r>
           </w:p>
         </w:tc>
@@ -5108,7 +5108,7 @@
                 <w:szCs w:val="22"/>
                 <w:color w:val="000000"/>
               </w:rPr>
-              <w:t xml:space="preserve">Fail (delta = 5pp; 90% CI [-0.003, +0.061] vs acceptance [-0.05, 0.05]); strict 2pp: Fail</w:t>
+              <w:t xml:space="preserve">Fail (delta = 5pp; 90% CI [+0.007, +0.058] vs acceptance [-0.05, 0.05]); strict 2pp: Fail</w:t>
             </w:r>
           </w:p>
         </w:tc>
@@ -5223,7 +5223,7 @@
                 <w:szCs w:val="22"/>
                 <w:color w:val="000000"/>
               </w:rPr>
-              <w:t xml:space="preserve">Fail (delta = 5pp; 90% CI [-0.003, +0.061] vs acceptance [-0.05, 0.05]); strict 2pp: Fail</w:t>
+              <w:t xml:space="preserve">Fail (delta = 5pp; 90% CI [+0.007, +0.058] vs acceptance [-0.05, 0.05]); strict 2pp: Fail</w:t>
             </w:r>
           </w:p>
         </w:tc>
@@ -5338,7 +5338,7 @@
                 <w:szCs w:val="22"/>
                 <w:color w:val="000000"/>
               </w:rPr>
-              <w:t xml:space="preserve">Fail (delta = 5pp; 90% CI [-0.003, +0.061] vs acceptance [-0.05, 0.05]); strict 2pp: Fail</w:t>
+              <w:t xml:space="preserve">Fail (delta = 5pp; 90% CI [+0.007, +0.058] vs acceptance [-0.05, 0.05]); strict 2pp: Fail</w:t>
             </w:r>
           </w:p>
         </w:tc>
@@ -5453,7 +5453,7 @@
                 <w:szCs w:val="22"/>
                 <w:color w:val="000000"/>
               </w:rPr>
-              <w:t xml:space="preserve">Fail (delta = 5pp; 90% CI [-0.003, +0.061] vs acceptance [-0.05, 0.05]); strict 2pp: Fail</w:t>
+              <w:t xml:space="preserve">Fail (delta = 5pp; 90% CI [+0.007, +0.058] vs acceptance [-0.05, 0.05]); strict 2pp: Fail</w:t>
             </w:r>
           </w:p>
         </w:tc>
@@ -5568,7 +5568,7 @@
                 <w:szCs w:val="22"/>
                 <w:color w:val="000000"/>
               </w:rPr>
-              <w:t xml:space="preserve">Fail (delta = 5pp; 90% CI [-0.003, +0.061] vs acceptance [-0.05, 0.05]); strict 2pp: Fail</w:t>
+              <w:t xml:space="preserve">Fail (delta = 5pp; 90% CI [+0.007, +0.058] vs acceptance [-0.05, 0.05]); strict 2pp: Fail</w:t>
             </w:r>
           </w:p>
         </w:tc>
@@ -5683,7 +5683,7 @@
                 <w:szCs w:val="22"/>
                 <w:color w:val="000000"/>
               </w:rPr>
-              <w:t xml:space="preserve">Fail (delta = 5pp; 90% CI [-0.003, +0.061] vs acceptance [-0.05, 0.05]); strict 2pp: Fail</w:t>
+              <w:t xml:space="preserve">Fail (delta = 5pp; 90% CI [+0.007, +0.058] vs acceptance [-0.05, 0.05]); strict 2pp: Fail</w:t>
             </w:r>
           </w:p>
         </w:tc>
@@ -5798,7 +5798,7 @@
                 <w:szCs w:val="22"/>
                 <w:color w:val="000000"/>
               </w:rPr>
-              <w:t xml:space="preserve">Fail (delta = 5pp; 90% CI [-0.003, +0.061] vs acceptance [-0.05, 0.05]); strict 2pp: Fail</w:t>
+              <w:t xml:space="preserve">Fail (delta = 5pp; 90% CI [+0.007, +0.058] vs acceptance [-0.05, 0.05]); strict 2pp: Fail</w:t>
             </w:r>
           </w:p>
         </w:tc>
@@ -5913,7 +5913,7 @@
                 <w:szCs w:val="22"/>
                 <w:color w:val="000000"/>
               </w:rPr>
-              <w:t xml:space="preserve">Fail (delta = 5pp; 90% CI [-0.003, +0.061] vs acceptance [-0.05, 0.05]); strict 2pp: Fail</w:t>
+              <w:t xml:space="preserve">Fail (delta = 5pp; 90% CI [+0.007, +0.058] vs acceptance [-0.05, 0.05]); strict 2pp: Fail</w:t>
             </w:r>
           </w:p>
         </w:tc>
@@ -6028,7 +6028,7 @@
                 <w:szCs w:val="22"/>
                 <w:color w:val="000000"/>
               </w:rPr>
-              <w:t xml:space="preserve">Fail (delta = 5pp; 90% CI [-0.003, +0.061] vs acceptance [-0.05, 0.05]); strict 2pp: Fail</w:t>
+              <w:t xml:space="preserve">Fail (delta = 5pp; 90% CI [+0.007, +0.058] vs acceptance [-0.05, 0.05]); strict 2pp: Fail</w:t>
             </w:r>
           </w:p>
         </w:tc>
@@ -6143,7 +6143,7 @@
                 <w:szCs w:val="22"/>
                 <w:color w:val="000000"/>
               </w:rPr>
-              <w:t xml:space="preserve">Fail (delta = 5pp; 90% CI [-0.003, +0.061] vs acceptance [-0.05, 0.05]); strict 2pp: Fail</w:t>
+              <w:t xml:space="preserve">Fail (delta = 5pp; 90% CI [+0.007, +0.058] vs acceptance [-0.05, 0.05]); strict 2pp: Fail</w:t>
             </w:r>
           </w:p>
         </w:tc>
@@ -6258,7 +6258,7 @@
                 <w:szCs w:val="22"/>
                 <w:color w:val="000000"/>
               </w:rPr>
-              <w:t xml:space="preserve">Fail (delta = 5pp; 90% CI [-0.003, +0.061] vs acceptance [-0.05, 0.05]); strict 2pp: Fail</w:t>
+              <w:t xml:space="preserve">Fail (delta = 5pp; 90% CI [+0.007, +0.058] vs acceptance [-0.05, 0.05]); strict 2pp: Fail</w:t>
             </w:r>
           </w:p>
         </w:tc>
@@ -6373,7 +6373,7 @@
                 <w:szCs w:val="22"/>
                 <w:color w:val="000000"/>
               </w:rPr>
-              <w:t xml:space="preserve">Fail (delta = 5pp; 90% CI [-0.003, +0.061] vs acceptance [-0.05, 0.05]); strict 2pp: Fail</w:t>
+              <w:t xml:space="preserve">Fail (delta = 5pp; 90% CI [+0.007, +0.058] vs acceptance [-0.05, 0.05]); strict 2pp: Fail</w:t>
             </w:r>
           </w:p>
         </w:tc>
@@ -7184,6 +7184,8 @@
         <w:gridCol w:w="1181"/>
         <w:gridCol w:w="2783"/>
         <w:gridCol w:w="2514"/>
+        <w:gridCol w:w="2661"/>
+        <w:gridCol w:w="2661"/>
       </w:tblGrid>
       <w:tr>
         <w:trPr>
@@ -7192,7 +7194,7 @@
         </w:trPr>
         <w:tc>
           <w:tcPr>
-            <w:gridSpan w:val="11"/>
+            <w:gridSpan w:val="13"/>
             <w:tcBorders>
               <w:bottom w:val="single" w:sz="12" w:space="0" w:color="666666"/>
               <w:top w:val="single" w:sz="12" w:space="0" w:color="666666"/>
@@ -7242,7 +7244,7 @@
                 <w:szCs w:val="22"/>
                 <w:color w:val="000000"/>
               </w:rPr>
-              <w:t xml:space="preserve">Formal TOST Equivalence: Cosine Similarity vs Matching Words (Top-20%; u = 0.90)</w:t>
+              <w:t xml:space="preserve">Formal TOST Equivalence: Cosine Similarity vs Matching Words (Top-20%; u = 1.50)</w:t>
             </w:r>
           </w:p>
         </w:tc>
@@ -7857,6 +7859,116 @@
             </w:r>
           </w:p>
         </w:tc>
+        <w:tc>
+          <w:tcPr>
+            <w:tcBorders>
+              <w:bottom w:val="single" w:sz="12" w:space="0" w:color="666666"/>
+              <w:top w:val="single" w:sz="12" w:space="0" w:color="666666"/>
+              <w:left w:val="none" w:sz="0" w:space="0" w:color="000000"/>
+              <w:right w:val="none" w:sz="0" w:space="0" w:color="000000"/>
+            </w:tcBorders>
+            <w:shd w:val="clear" w:color="auto" w:fill="FFFFFF"/>
+            <w:tcMar>
+              <w:top w:w="0" w:type="dxa"/>
+              <w:bottom w:w="0" w:type="dxa"/>
+              <w:left w:w="0" w:type="dxa"/>
+              <w:right w:w="0" w:type="dxa"/>
+            </w:tcMar>
+            <w:vAlign w:val="center"/>
+          </w:tcPr>
+          <w:p>
+            <w:pPr>
+              <w:pStyle w:val="Normal"/>
+              <w:jc w:val="center"/>
+              <w:pBdr>
+                <w:bottom w:val="none" w:sz="0" w:space="0" w:color="000000"/>
+                <w:top w:val="none" w:sz="0" w:space="0" w:color="000000"/>
+                <w:left w:val="none" w:sz="0" w:space="0" w:color="000000"/>
+                <w:right w:val="none" w:sz="0" w:space="0" w:color="000000"/>
+              </w:pBdr>
+              <w:spacing w:after="100" w:before="100" w:line="240"/>
+              <w:ind w:left="100" w:right="100" w:firstLine="0" w:firstLineChars="0"/>
+              <w:rPr>
+                <w:rFonts w:ascii="Arial" w:hAnsi="Arial" w:eastAsia="Arial" w:cs="Arial"/>
+                <w:i w:val="false"/>
+                <w:b w:val="true"/>
+                <w:u w:val="none"/>
+                <w:strike w:val="false"/>
+                <w:sz w:val="22"/>
+                <w:szCs w:val="22"/>
+                <w:color w:val="000000"/>
+              </w:rPr>
+            </w:pPr>
+            <w:r>
+              <w:rPr>
+                <w:rFonts w:ascii="Arial" w:hAnsi="Arial" w:eastAsia="Arial" w:cs="Arial"/>
+                <w:i w:val="false"/>
+                <w:b w:val="true"/>
+                <w:u w:val="none"/>
+                <w:strike w:val="false"/>
+                <w:sz w:val="22"/>
+                <w:szCs w:val="22"/>
+                <w:color w:val="000000"/>
+              </w:rPr>
+              <w:t xml:space="preserve">n_discordant_cos_only</w:t>
+            </w:r>
+          </w:p>
+        </w:tc>
+        <w:tc>
+          <w:tcPr>
+            <w:tcBorders>
+              <w:bottom w:val="single" w:sz="12" w:space="0" w:color="666666"/>
+              <w:top w:val="single" w:sz="12" w:space="0" w:color="666666"/>
+              <w:left w:val="none" w:sz="0" w:space="0" w:color="000000"/>
+              <w:right w:val="none" w:sz="0" w:space="0" w:color="000000"/>
+            </w:tcBorders>
+            <w:shd w:val="clear" w:color="auto" w:fill="FFFFFF"/>
+            <w:tcMar>
+              <w:top w:w="0" w:type="dxa"/>
+              <w:bottom w:w="0" w:type="dxa"/>
+              <w:left w:w="0" w:type="dxa"/>
+              <w:right w:w="0" w:type="dxa"/>
+            </w:tcMar>
+            <w:vAlign w:val="center"/>
+          </w:tcPr>
+          <w:p>
+            <w:pPr>
+              <w:pStyle w:val="Normal"/>
+              <w:jc w:val="center"/>
+              <w:pBdr>
+                <w:bottom w:val="none" w:sz="0" w:space="0" w:color="000000"/>
+                <w:top w:val="none" w:sz="0" w:space="0" w:color="000000"/>
+                <w:left w:val="none" w:sz="0" w:space="0" w:color="000000"/>
+                <w:right w:val="none" w:sz="0" w:space="0" w:color="000000"/>
+              </w:pBdr>
+              <w:spacing w:after="100" w:before="100" w:line="240"/>
+              <w:ind w:left="100" w:right="100" w:firstLine="0" w:firstLineChars="0"/>
+              <w:rPr>
+                <w:rFonts w:ascii="Arial" w:hAnsi="Arial" w:eastAsia="Arial" w:cs="Arial"/>
+                <w:i w:val="false"/>
+                <w:b w:val="true"/>
+                <w:u w:val="none"/>
+                <w:strike w:val="false"/>
+                <w:sz w:val="22"/>
+                <w:szCs w:val="22"/>
+                <w:color w:val="000000"/>
+              </w:rPr>
+            </w:pPr>
+            <w:r>
+              <w:rPr>
+                <w:rFonts w:ascii="Arial" w:hAnsi="Arial" w:eastAsia="Arial" w:cs="Arial"/>
+                <w:i w:val="false"/>
+                <w:b w:val="true"/>
+                <w:u w:val="none"/>
+                <w:strike w:val="false"/>
+                <w:sz w:val="22"/>
+                <w:szCs w:val="22"/>
+                <w:color w:val="000000"/>
+              </w:rPr>
+              <w:t xml:space="preserve">n_discordant_mw_only</w:t>
+            </w:r>
+          </w:p>
+        </w:tc>
       </w:tr>
       <w:tr>
         <w:trPr>
@@ -8023,7 +8135,7 @@
                 <w:szCs w:val="22"/>
                 <w:color w:val="000000"/>
               </w:rPr>
-              <w:t xml:space="preserve">0.8883</w:t>
+              <w:t xml:space="preserve">0.8477</w:t>
             </w:r>
           </w:p>
         </w:tc>
@@ -8133,7 +8245,7 @@
                 <w:szCs w:val="22"/>
                 <w:color w:val="000000"/>
               </w:rPr>
-              <w:t xml:space="preserve">0.8223</w:t>
+              <w:t xml:space="preserve">0.8274</w:t>
             </w:r>
           </w:p>
         </w:tc>
@@ -8188,7 +8300,7 @@
                 <w:szCs w:val="22"/>
                 <w:color w:val="000000"/>
               </w:rPr>
-              <w:t xml:space="preserve">0.0660</w:t>
+              <w:t xml:space="preserve">0.0203</w:t>
             </w:r>
           </w:p>
         </w:tc>
@@ -8243,7 +8355,7 @@
                 <w:szCs w:val="22"/>
                 <w:color w:val="000000"/>
               </w:rPr>
-              <w:t xml:space="preserve">0.0079</w:t>
+              <w:t xml:space="preserve">-0.0248</w:t>
             </w:r>
           </w:p>
         </w:tc>
@@ -8298,7 +8410,7 @@
                 <w:szCs w:val="22"/>
                 <w:color w:val="000000"/>
               </w:rPr>
-              <w:t xml:space="preserve">0.1240</w:t>
+              <w:t xml:space="preserve">0.0663</w:t>
             </w:r>
           </w:p>
         </w:tc>
@@ -8353,7 +8465,7 @@
                 <w:szCs w:val="22"/>
                 <w:color w:val="000000"/>
               </w:rPr>
-              <w:t xml:space="preserve">0.6748</w:t>
+              <w:t xml:space="preserve">0.1394</w:t>
             </w:r>
           </w:p>
         </w:tc>
@@ -8464,6 +8576,116 @@
                 <w:color w:val="CC0000"/>
               </w:rPr>
               <w:t xml:space="preserve">Fail</w:t>
+            </w:r>
+          </w:p>
+        </w:tc>
+        <w:tc>
+          <w:tcPr>
+            <w:tcBorders>
+              <w:bottom w:val="none" w:sz="0" w:space="0" w:color="000000"/>
+              <w:top w:val="single" w:sz="12" w:space="0" w:color="666666"/>
+              <w:left w:val="none" w:sz="0" w:space="0" w:color="000000"/>
+              <w:right w:val="none" w:sz="0" w:space="0" w:color="000000"/>
+            </w:tcBorders>
+            <w:shd w:val="clear" w:color="auto" w:fill="FFFFFF"/>
+            <w:tcMar>
+              <w:top w:w="0" w:type="dxa"/>
+              <w:bottom w:w="0" w:type="dxa"/>
+              <w:left w:w="0" w:type="dxa"/>
+              <w:right w:w="0" w:type="dxa"/>
+            </w:tcMar>
+            <w:vAlign w:val="center"/>
+          </w:tcPr>
+          <w:p>
+            <w:pPr>
+              <w:pStyle w:val="Normal"/>
+              <w:jc w:val="center"/>
+              <w:pBdr>
+                <w:bottom w:val="none" w:sz="0" w:space="0" w:color="000000"/>
+                <w:top w:val="none" w:sz="0" w:space="0" w:color="000000"/>
+                <w:left w:val="none" w:sz="0" w:space="0" w:color="000000"/>
+                <w:right w:val="none" w:sz="0" w:space="0" w:color="000000"/>
+              </w:pBdr>
+              <w:spacing w:after="100" w:before="100" w:line="240"/>
+              <w:ind w:left="100" w:right="100" w:firstLine="0" w:firstLineChars="0"/>
+              <w:rPr>
+                <w:rFonts w:ascii="Arial" w:hAnsi="Arial" w:eastAsia="Arial" w:cs="Arial"/>
+                <w:i w:val="false"/>
+                <w:b w:val="false"/>
+                <w:u w:val="none"/>
+                <w:strike w:val="false"/>
+                <w:sz w:val="22"/>
+                <w:szCs w:val="22"/>
+                <w:color w:val="000000"/>
+              </w:rPr>
+            </w:pPr>
+            <w:r>
+              <w:rPr>
+                <w:rFonts w:ascii="Arial" w:hAnsi="Arial" w:eastAsia="Arial" w:cs="Arial"/>
+                <w:i w:val="false"/>
+                <w:b w:val="false"/>
+                <w:u w:val="none"/>
+                <w:strike w:val="false"/>
+                <w:sz w:val="22"/>
+                <w:szCs w:val="22"/>
+                <w:color w:val="000000"/>
+              </w:rPr>
+              <w:t xml:space="preserve">16</w:t>
+            </w:r>
+          </w:p>
+        </w:tc>
+        <w:tc>
+          <w:tcPr>
+            <w:tcBorders>
+              <w:bottom w:val="none" w:sz="0" w:space="0" w:color="000000"/>
+              <w:top w:val="single" w:sz="12" w:space="0" w:color="666666"/>
+              <w:left w:val="none" w:sz="0" w:space="0" w:color="000000"/>
+              <w:right w:val="none" w:sz="0" w:space="0" w:color="000000"/>
+            </w:tcBorders>
+            <w:shd w:val="clear" w:color="auto" w:fill="FFFFFF"/>
+            <w:tcMar>
+              <w:top w:w="0" w:type="dxa"/>
+              <w:bottom w:w="0" w:type="dxa"/>
+              <w:left w:w="0" w:type="dxa"/>
+              <w:right w:w="0" w:type="dxa"/>
+            </w:tcMar>
+            <w:vAlign w:val="center"/>
+          </w:tcPr>
+          <w:p>
+            <w:pPr>
+              <w:pStyle w:val="Normal"/>
+              <w:jc w:val="center"/>
+              <w:pBdr>
+                <w:bottom w:val="none" w:sz="0" w:space="0" w:color="000000"/>
+                <w:top w:val="none" w:sz="0" w:space="0" w:color="000000"/>
+                <w:left w:val="none" w:sz="0" w:space="0" w:color="000000"/>
+                <w:right w:val="none" w:sz="0" w:space="0" w:color="000000"/>
+              </w:pBdr>
+              <w:spacing w:after="100" w:before="100" w:line="240"/>
+              <w:ind w:left="100" w:right="100" w:firstLine="0" w:firstLineChars="0"/>
+              <w:rPr>
+                <w:rFonts w:ascii="Arial" w:hAnsi="Arial" w:eastAsia="Arial" w:cs="Arial"/>
+                <w:i w:val="false"/>
+                <w:b w:val="false"/>
+                <w:u w:val="none"/>
+                <w:strike w:val="false"/>
+                <w:sz w:val="22"/>
+                <w:szCs w:val="22"/>
+                <w:color w:val="000000"/>
+              </w:rPr>
+            </w:pPr>
+            <w:r>
+              <w:rPr>
+                <w:rFonts w:ascii="Arial" w:hAnsi="Arial" w:eastAsia="Arial" w:cs="Arial"/>
+                <w:i w:val="false"/>
+                <w:b w:val="false"/>
+                <w:u w:val="none"/>
+                <w:strike w:val="false"/>
+                <w:sz w:val="22"/>
+                <w:szCs w:val="22"/>
+                <w:color w:val="000000"/>
+              </w:rPr>
+              <w:t xml:space="preserve">12</w:t>
             </w:r>
           </w:p>
         </w:tc>
@@ -8633,7 +8855,7 @@
                 <w:szCs w:val="22"/>
                 <w:color w:val="000000"/>
               </w:rPr>
-              <w:t xml:space="preserve">0.8850</w:t>
+              <w:t xml:space="preserve">0.8955</w:t>
             </w:r>
           </w:p>
         </w:tc>
@@ -8743,7 +8965,7 @@
                 <w:szCs w:val="22"/>
                 <w:color w:val="000000"/>
               </w:rPr>
-              <w:t xml:space="preserve">0.8641</w:t>
+              <w:t xml:space="preserve">0.8676</w:t>
             </w:r>
           </w:p>
         </w:tc>
@@ -8798,7 +9020,7 @@
                 <w:szCs w:val="22"/>
                 <w:color w:val="000000"/>
               </w:rPr>
-              <w:t xml:space="preserve">0.0209</w:t>
+              <w:t xml:space="preserve">0.0279</w:t>
             </w:r>
           </w:p>
         </w:tc>
@@ -8853,7 +9075,7 @@
                 <w:szCs w:val="22"/>
                 <w:color w:val="000000"/>
               </w:rPr>
-              <w:t xml:space="preserve">-0.0246</w:t>
+              <w:t xml:space="preserve">-0.0047</w:t>
             </w:r>
           </w:p>
         </w:tc>
@@ -8908,7 +9130,7 @@
                 <w:szCs w:val="22"/>
                 <w:color w:val="000000"/>
               </w:rPr>
-              <w:t xml:space="preserve">0.0664</w:t>
+              <w:t xml:space="preserve">0.0619</w:t>
             </w:r>
           </w:p>
         </w:tc>
@@ -8963,7 +9185,7 @@
                 <w:szCs w:val="22"/>
                 <w:color w:val="000000"/>
               </w:rPr>
-              <w:t xml:space="preserve">0.1462</w:t>
+              <w:t xml:space="preserve">0.1369</w:t>
             </w:r>
           </w:p>
         </w:tc>
@@ -9074,6 +9296,116 @@
                 <w:color w:val="CC0000"/>
               </w:rPr>
               <w:t xml:space="preserve">Fail</w:t>
+            </w:r>
+          </w:p>
+        </w:tc>
+        <w:tc>
+          <w:tcPr>
+            <w:tcBorders>
+              <w:bottom w:val="none" w:sz="0" w:space="0" w:color="000000"/>
+              <w:top w:val="none" w:sz="0" w:space="0" w:color="000000"/>
+              <w:left w:val="none" w:sz="0" w:space="0" w:color="000000"/>
+              <w:right w:val="none" w:sz="0" w:space="0" w:color="000000"/>
+            </w:tcBorders>
+            <w:shd w:val="clear" w:color="auto" w:fill="FFFFFF"/>
+            <w:tcMar>
+              <w:top w:w="0" w:type="dxa"/>
+              <w:bottom w:w="0" w:type="dxa"/>
+              <w:left w:w="0" w:type="dxa"/>
+              <w:right w:w="0" w:type="dxa"/>
+            </w:tcMar>
+            <w:vAlign w:val="center"/>
+          </w:tcPr>
+          <w:p>
+            <w:pPr>
+              <w:pStyle w:val="Normal"/>
+              <w:jc w:val="center"/>
+              <w:pBdr>
+                <w:bottom w:val="none" w:sz="0" w:space="0" w:color="000000"/>
+                <w:top w:val="none" w:sz="0" w:space="0" w:color="000000"/>
+                <w:left w:val="none" w:sz="0" w:space="0" w:color="000000"/>
+                <w:right w:val="none" w:sz="0" w:space="0" w:color="000000"/>
+              </w:pBdr>
+              <w:spacing w:after="100" w:before="100" w:line="240"/>
+              <w:ind w:left="100" w:right="100" w:firstLine="0" w:firstLineChars="0"/>
+              <w:rPr>
+                <w:rFonts w:ascii="Arial" w:hAnsi="Arial" w:eastAsia="Arial" w:cs="Arial"/>
+                <w:i w:val="false"/>
+                <w:b w:val="false"/>
+                <w:u w:val="none"/>
+                <w:strike w:val="false"/>
+                <w:sz w:val="22"/>
+                <w:szCs w:val="22"/>
+                <w:color w:val="000000"/>
+              </w:rPr>
+            </w:pPr>
+            <w:r>
+              <w:rPr>
+                <w:rFonts w:ascii="Arial" w:hAnsi="Arial" w:eastAsia="Arial" w:cs="Arial"/>
+                <w:i w:val="false"/>
+                <w:b w:val="false"/>
+                <w:u w:val="none"/>
+                <w:strike w:val="false"/>
+                <w:sz w:val="22"/>
+                <w:szCs w:val="22"/>
+                <w:color w:val="000000"/>
+              </w:rPr>
+              <w:t xml:space="preserve">20</w:t>
+            </w:r>
+          </w:p>
+        </w:tc>
+        <w:tc>
+          <w:tcPr>
+            <w:tcBorders>
+              <w:bottom w:val="none" w:sz="0" w:space="0" w:color="000000"/>
+              <w:top w:val="none" w:sz="0" w:space="0" w:color="000000"/>
+              <w:left w:val="none" w:sz="0" w:space="0" w:color="000000"/>
+              <w:right w:val="none" w:sz="0" w:space="0" w:color="000000"/>
+            </w:tcBorders>
+            <w:shd w:val="clear" w:color="auto" w:fill="FFFFFF"/>
+            <w:tcMar>
+              <w:top w:w="0" w:type="dxa"/>
+              <w:bottom w:w="0" w:type="dxa"/>
+              <w:left w:w="0" w:type="dxa"/>
+              <w:right w:w="0" w:type="dxa"/>
+            </w:tcMar>
+            <w:vAlign w:val="center"/>
+          </w:tcPr>
+          <w:p>
+            <w:pPr>
+              <w:pStyle w:val="Normal"/>
+              <w:jc w:val="center"/>
+              <w:pBdr>
+                <w:bottom w:val="none" w:sz="0" w:space="0" w:color="000000"/>
+                <w:top w:val="none" w:sz="0" w:space="0" w:color="000000"/>
+                <w:left w:val="none" w:sz="0" w:space="0" w:color="000000"/>
+                <w:right w:val="none" w:sz="0" w:space="0" w:color="000000"/>
+              </w:pBdr>
+              <w:spacing w:after="100" w:before="100" w:line="240"/>
+              <w:ind w:left="100" w:right="100" w:firstLine="0" w:firstLineChars="0"/>
+              <w:rPr>
+                <w:rFonts w:ascii="Arial" w:hAnsi="Arial" w:eastAsia="Arial" w:cs="Arial"/>
+                <w:i w:val="false"/>
+                <w:b w:val="false"/>
+                <w:u w:val="none"/>
+                <w:strike w:val="false"/>
+                <w:sz w:val="22"/>
+                <w:szCs w:val="22"/>
+                <w:color w:val="000000"/>
+              </w:rPr>
+            </w:pPr>
+            <w:r>
+              <w:rPr>
+                <w:rFonts w:ascii="Arial" w:hAnsi="Arial" w:eastAsia="Arial" w:cs="Arial"/>
+                <w:i w:val="false"/>
+                <w:b w:val="false"/>
+                <w:u w:val="none"/>
+                <w:strike w:val="false"/>
+                <w:sz w:val="22"/>
+                <w:szCs w:val="22"/>
+                <w:color w:val="000000"/>
+              </w:rPr>
+              <w:t xml:space="preserve">12</w:t>
             </w:r>
           </w:p>
         </w:tc>
@@ -9353,7 +9685,7 @@
                 <w:szCs w:val="22"/>
                 <w:color w:val="000000"/>
               </w:rPr>
-              <w:t xml:space="preserve">0.8972</w:t>
+              <w:t xml:space="preserve">0.8131</w:t>
             </w:r>
           </w:p>
         </w:tc>
@@ -9408,7 +9740,7 @@
                 <w:szCs w:val="22"/>
                 <w:color w:val="000000"/>
               </w:rPr>
-              <w:t xml:space="preserve">-0.0187</w:t>
+              <w:t xml:space="preserve">0.0654</w:t>
             </w:r>
           </w:p>
         </w:tc>
@@ -9463,7 +9795,7 @@
                 <w:szCs w:val="22"/>
                 <w:color w:val="000000"/>
               </w:rPr>
-              <w:t xml:space="preserve">-0.0896</w:t>
+              <w:t xml:space="preserve">-0.0053</w:t>
             </w:r>
           </w:p>
         </w:tc>
@@ -9518,7 +9850,7 @@
                 <w:szCs w:val="22"/>
                 <w:color w:val="000000"/>
               </w:rPr>
-              <w:t xml:space="preserve">0.0522</w:t>
+              <w:t xml:space="preserve">0.1389</w:t>
             </w:r>
           </w:p>
         </w:tc>
@@ -9573,7 +9905,7 @@
                 <w:szCs w:val="22"/>
                 <w:color w:val="000000"/>
               </w:rPr>
-              <w:t xml:space="preserve">0.2339</w:t>
+              <w:t xml:space="preserve">1.0000</w:t>
             </w:r>
           </w:p>
         </w:tc>
@@ -9684,6 +10016,116 @@
                 <w:color w:val="CC0000"/>
               </w:rPr>
               <w:t xml:space="preserve">Fail</w:t>
+            </w:r>
+          </w:p>
+        </w:tc>
+        <w:tc>
+          <w:tcPr>
+            <w:tcBorders>
+              <w:bottom w:val="none" w:sz="0" w:space="0" w:color="000000"/>
+              <w:top w:val="none" w:sz="0" w:space="0" w:color="000000"/>
+              <w:left w:val="none" w:sz="0" w:space="0" w:color="000000"/>
+              <w:right w:val="none" w:sz="0" w:space="0" w:color="000000"/>
+            </w:tcBorders>
+            <w:shd w:val="clear" w:color="auto" w:fill="FFFFFF"/>
+            <w:tcMar>
+              <w:top w:w="0" w:type="dxa"/>
+              <w:bottom w:w="0" w:type="dxa"/>
+              <w:left w:w="0" w:type="dxa"/>
+              <w:right w:w="0" w:type="dxa"/>
+            </w:tcMar>
+            <w:vAlign w:val="center"/>
+          </w:tcPr>
+          <w:p>
+            <w:pPr>
+              <w:pStyle w:val="Normal"/>
+              <w:jc w:val="center"/>
+              <w:pBdr>
+                <w:bottom w:val="none" w:sz="0" w:space="0" w:color="000000"/>
+                <w:top w:val="none" w:sz="0" w:space="0" w:color="000000"/>
+                <w:left w:val="none" w:sz="0" w:space="0" w:color="000000"/>
+                <w:right w:val="none" w:sz="0" w:space="0" w:color="000000"/>
+              </w:pBdr>
+              <w:spacing w:after="100" w:before="100" w:line="240"/>
+              <w:ind w:left="100" w:right="100" w:firstLine="0" w:firstLineChars="0"/>
+              <w:rPr>
+                <w:rFonts w:ascii="Arial" w:hAnsi="Arial" w:eastAsia="Arial" w:cs="Arial"/>
+                <w:i w:val="false"/>
+                <w:b w:val="false"/>
+                <w:u w:val="none"/>
+                <w:strike w:val="false"/>
+                <w:sz w:val="22"/>
+                <w:szCs w:val="22"/>
+                <w:color w:val="000000"/>
+              </w:rPr>
+            </w:pPr>
+            <w:r>
+              <w:rPr>
+                <w:rFonts w:ascii="Arial" w:hAnsi="Arial" w:eastAsia="Arial" w:cs="Arial"/>
+                <w:i w:val="false"/>
+                <w:b w:val="false"/>
+                <w:u w:val="none"/>
+                <w:strike w:val="false"/>
+                <w:sz w:val="22"/>
+                <w:szCs w:val="22"/>
+                <w:color w:val="000000"/>
+              </w:rPr>
+              <w:t xml:space="preserve">14</w:t>
+            </w:r>
+          </w:p>
+        </w:tc>
+        <w:tc>
+          <w:tcPr>
+            <w:tcBorders>
+              <w:bottom w:val="none" w:sz="0" w:space="0" w:color="000000"/>
+              <w:top w:val="none" w:sz="0" w:space="0" w:color="000000"/>
+              <w:left w:val="none" w:sz="0" w:space="0" w:color="000000"/>
+              <w:right w:val="none" w:sz="0" w:space="0" w:color="000000"/>
+            </w:tcBorders>
+            <w:shd w:val="clear" w:color="auto" w:fill="FFFFFF"/>
+            <w:tcMar>
+              <w:top w:w="0" w:type="dxa"/>
+              <w:bottom w:w="0" w:type="dxa"/>
+              <w:left w:w="0" w:type="dxa"/>
+              <w:right w:w="0" w:type="dxa"/>
+            </w:tcMar>
+            <w:vAlign w:val="center"/>
+          </w:tcPr>
+          <w:p>
+            <w:pPr>
+              <w:pStyle w:val="Normal"/>
+              <w:jc w:val="center"/>
+              <w:pBdr>
+                <w:bottom w:val="none" w:sz="0" w:space="0" w:color="000000"/>
+                <w:top w:val="none" w:sz="0" w:space="0" w:color="000000"/>
+                <w:left w:val="none" w:sz="0" w:space="0" w:color="000000"/>
+                <w:right w:val="none" w:sz="0" w:space="0" w:color="000000"/>
+              </w:pBdr>
+              <w:spacing w:after="100" w:before="100" w:line="240"/>
+              <w:ind w:left="100" w:right="100" w:firstLine="0" w:firstLineChars="0"/>
+              <w:rPr>
+                <w:rFonts w:ascii="Arial" w:hAnsi="Arial" w:eastAsia="Arial" w:cs="Arial"/>
+                <w:i w:val="false"/>
+                <w:b w:val="false"/>
+                <w:u w:val="none"/>
+                <w:strike w:val="false"/>
+                <w:sz w:val="22"/>
+                <w:szCs w:val="22"/>
+                <w:color w:val="000000"/>
+              </w:rPr>
+            </w:pPr>
+            <w:r>
+              <w:rPr>
+                <w:rFonts w:ascii="Arial" w:hAnsi="Arial" w:eastAsia="Arial" w:cs="Arial"/>
+                <w:i w:val="false"/>
+                <w:b w:val="false"/>
+                <w:u w:val="none"/>
+                <w:strike w:val="false"/>
+                <w:sz w:val="22"/>
+                <w:szCs w:val="22"/>
+                <w:color w:val="000000"/>
+              </w:rPr>
+              <w:t xml:space="preserve">7</w:t>
             </w:r>
           </w:p>
         </w:tc>
@@ -9853,7 +10295,7 @@
                 <w:szCs w:val="22"/>
                 <w:color w:val="000000"/>
               </w:rPr>
-              <w:t xml:space="preserve">0.8849</w:t>
+              <w:t xml:space="preserve">0.8765</w:t>
             </w:r>
           </w:p>
         </w:tc>
@@ -9963,7 +10405,7 @@
                 <w:szCs w:val="22"/>
                 <w:color w:val="000000"/>
               </w:rPr>
-              <w:t xml:space="preserve">0.8562</w:t>
+              <w:t xml:space="preserve">0.8443</w:t>
             </w:r>
           </w:p>
         </w:tc>
@@ -10018,7 +10460,7 @@
                 <w:szCs w:val="22"/>
                 <w:color w:val="000000"/>
               </w:rPr>
-              <w:t xml:space="preserve">0.0288</w:t>
+              <w:t xml:space="preserve">0.0321</w:t>
             </w:r>
           </w:p>
         </w:tc>
@@ -10073,7 +10515,7 @@
                 <w:szCs w:val="22"/>
                 <w:color w:val="000000"/>
               </w:rPr>
-              <w:t xml:space="preserve">-0.0033</w:t>
+              <w:t xml:space="preserve">0.0072</w:t>
             </w:r>
           </w:p>
         </w:tc>
@@ -10128,7 +10570,7 @@
                 <w:szCs w:val="22"/>
                 <w:color w:val="000000"/>
               </w:rPr>
-              <w:t xml:space="preserve">0.0609</w:t>
+              <w:t xml:space="preserve">0.0577</w:t>
             </w:r>
           </w:p>
         </w:tc>
@@ -10183,7 +10625,7 @@
                 <w:szCs w:val="22"/>
                 <w:color w:val="000000"/>
               </w:rPr>
-              <w:t xml:space="preserve">0.1382</w:t>
+              <w:t xml:space="preserve">0.1231</w:t>
             </w:r>
           </w:p>
         </w:tc>
@@ -10294,6 +10736,116 @@
                 <w:color w:val="CC0000"/>
               </w:rPr>
               <w:t xml:space="preserve">Fail</w:t>
+            </w:r>
+          </w:p>
+        </w:tc>
+        <w:tc>
+          <w:tcPr>
+            <w:tcBorders>
+              <w:bottom w:val="single" w:sz="12" w:space="0" w:color="666666"/>
+              <w:top w:val="none" w:sz="0" w:space="0" w:color="000000"/>
+              <w:left w:val="none" w:sz="0" w:space="0" w:color="000000"/>
+              <w:right w:val="none" w:sz="0" w:space="0" w:color="000000"/>
+            </w:tcBorders>
+            <w:shd w:val="clear" w:color="auto" w:fill="FFFFFF"/>
+            <w:tcMar>
+              <w:top w:w="0" w:type="dxa"/>
+              <w:bottom w:w="0" w:type="dxa"/>
+              <w:left w:w="0" w:type="dxa"/>
+              <w:right w:w="0" w:type="dxa"/>
+            </w:tcMar>
+            <w:vAlign w:val="center"/>
+          </w:tcPr>
+          <w:p>
+            <w:pPr>
+              <w:pStyle w:val="Normal"/>
+              <w:jc w:val="center"/>
+              <w:pBdr>
+                <w:bottom w:val="none" w:sz="0" w:space="0" w:color="000000"/>
+                <w:top w:val="none" w:sz="0" w:space="0" w:color="000000"/>
+                <w:left w:val="none" w:sz="0" w:space="0" w:color="000000"/>
+                <w:right w:val="none" w:sz="0" w:space="0" w:color="000000"/>
+              </w:pBdr>
+              <w:spacing w:after="100" w:before="100" w:line="240"/>
+              <w:ind w:left="100" w:right="100" w:firstLine="0" w:firstLineChars="0"/>
+              <w:rPr>
+                <w:rFonts w:ascii="Arial" w:hAnsi="Arial" w:eastAsia="Arial" w:cs="Arial"/>
+                <w:i w:val="false"/>
+                <w:b w:val="false"/>
+                <w:u w:val="none"/>
+                <w:strike w:val="false"/>
+                <w:sz w:val="22"/>
+                <w:szCs w:val="22"/>
+                <w:color w:val="000000"/>
+              </w:rPr>
+            </w:pPr>
+            <w:r>
+              <w:rPr>
+                <w:rFonts w:ascii="Arial" w:hAnsi="Arial" w:eastAsia="Arial" w:cs="Arial"/>
+                <w:i w:val="false"/>
+                <w:b w:val="false"/>
+                <w:u w:val="none"/>
+                <w:strike w:val="false"/>
+                <w:sz w:val="22"/>
+                <w:szCs w:val="22"/>
+                <w:color w:val="000000"/>
+              </w:rPr>
+              <w:t xml:space="preserve">50</w:t>
+            </w:r>
+          </w:p>
+        </w:tc>
+        <w:tc>
+          <w:tcPr>
+            <w:tcBorders>
+              <w:bottom w:val="single" w:sz="12" w:space="0" w:color="666666"/>
+              <w:top w:val="none" w:sz="0" w:space="0" w:color="000000"/>
+              <w:left w:val="none" w:sz="0" w:space="0" w:color="000000"/>
+              <w:right w:val="none" w:sz="0" w:space="0" w:color="000000"/>
+            </w:tcBorders>
+            <w:shd w:val="clear" w:color="auto" w:fill="FFFFFF"/>
+            <w:tcMar>
+              <w:top w:w="0" w:type="dxa"/>
+              <w:bottom w:w="0" w:type="dxa"/>
+              <w:left w:w="0" w:type="dxa"/>
+              <w:right w:w="0" w:type="dxa"/>
+            </w:tcMar>
+            <w:vAlign w:val="center"/>
+          </w:tcPr>
+          <w:p>
+            <w:pPr>
+              <w:pStyle w:val="Normal"/>
+              <w:jc w:val="center"/>
+              <w:pBdr>
+                <w:bottom w:val="none" w:sz="0" w:space="0" w:color="000000"/>
+                <w:top w:val="none" w:sz="0" w:space="0" w:color="000000"/>
+                <w:left w:val="none" w:sz="0" w:space="0" w:color="000000"/>
+                <w:right w:val="none" w:sz="0" w:space="0" w:color="000000"/>
+              </w:pBdr>
+              <w:spacing w:after="100" w:before="100" w:line="240"/>
+              <w:ind w:left="100" w:right="100" w:firstLine="0" w:firstLineChars="0"/>
+              <w:rPr>
+                <w:rFonts w:ascii="Arial" w:hAnsi="Arial" w:eastAsia="Arial" w:cs="Arial"/>
+                <w:i w:val="false"/>
+                <w:b w:val="false"/>
+                <w:u w:val="none"/>
+                <w:strike w:val="false"/>
+                <w:sz w:val="22"/>
+                <w:szCs w:val="22"/>
+                <w:color w:val="000000"/>
+              </w:rPr>
+            </w:pPr>
+            <w:r>
+              <w:rPr>
+                <w:rFonts w:ascii="Arial" w:hAnsi="Arial" w:eastAsia="Arial" w:cs="Arial"/>
+                <w:i w:val="false"/>
+                <w:b w:val="false"/>
+                <w:u w:val="none"/>
+                <w:strike w:val="false"/>
+                <w:sz w:val="22"/>
+                <w:szCs w:val="22"/>
+                <w:color w:val="000000"/>
+              </w:rPr>
+              <w:t xml:space="preserve">31</w:t>
             </w:r>
           </w:p>
         </w:tc>
@@ -10304,7 +10856,7 @@
         </w:trPr>
         <w:tc>
           <w:tcPr>
-            <w:gridSpan w:val="11"/>
+            <w:gridSpan w:val="13"/>
             <w:tcBorders>
               <w:bottom w:val="none" w:sz="0" w:space="0" w:color="FFFFFF"/>
               <w:top w:val="single" w:sz="12" w:space="0" w:color="666666"/>
@@ -10365,7 +10917,7 @@
         </w:trPr>
         <w:tc>
           <w:tcPr>
-            <w:gridSpan w:val="11"/>
+            <w:gridSpan w:val="13"/>
             <w:tcBorders>
               <w:bottom w:val="none" w:sz="0" w:space="0" w:color="FFFFFF"/>
               <w:top w:val="none" w:sz="0" w:space="0" w:color="FFFFFF"/>
@@ -10426,7 +10978,7 @@
         </w:trPr>
         <w:tc>
           <w:tcPr>
-            <w:gridSpan w:val="11"/>
+            <w:gridSpan w:val="13"/>
             <w:tcBorders>
               <w:bottom w:val="none" w:sz="0" w:space="0" w:color="FFFFFF"/>
               <w:top w:val="none" w:sz="0" w:space="0" w:color="FFFFFF"/>
@@ -10487,7 +11039,7 @@
         </w:trPr>
         <w:tc>
           <w:tcPr>
-            <w:gridSpan w:val="11"/>
+            <w:gridSpan w:val="13"/>
             <w:tcBorders>
               <w:bottom w:val="none" w:sz="0" w:space="0" w:color="FFFFFF"/>
               <w:top w:val="none" w:sz="0" w:space="0" w:color="FFFFFF"/>
@@ -10548,7 +11100,7 @@
         </w:trPr>
         <w:tc>
           <w:tcPr>
-            <w:gridSpan w:val="11"/>
+            <w:gridSpan w:val="13"/>
             <w:tcBorders>
               <w:bottom w:val="none" w:sz="0" w:space="0" w:color="FFFFFF"/>
               <w:top w:val="none" w:sz="0" w:space="0" w:color="FFFFFF"/>

--- a/artifacts/manuscript_metrics_summary.docx
+++ b/artifacts/manuscript_metrics_summary.docx
@@ -588,7 +588,7 @@
                 <w:szCs w:val="22"/>
                 <w:color w:val="000000"/>
               </w:rPr>
-              <w:t xml:space="preserve">197</w:t>
+              <w:t xml:space="preserve">173</w:t>
             </w:r>
           </w:p>
         </w:tc>
@@ -643,7 +643,7 @@
                 <w:szCs w:val="22"/>
                 <w:color w:val="000000"/>
               </w:rPr>
-              <w:t xml:space="preserve">206</w:t>
+              <w:t xml:space="preserve">184</w:t>
             </w:r>
           </w:p>
         </w:tc>
@@ -698,7 +698,7 @@
                 <w:szCs w:val="22"/>
                 <w:color w:val="000000"/>
               </w:rPr>
-              <w:t xml:space="preserve">197</w:t>
+              <w:t xml:space="preserve">173</w:t>
             </w:r>
           </w:p>
         </w:tc>
@@ -753,7 +753,7 @@
                 <w:szCs w:val="22"/>
                 <w:color w:val="000000"/>
               </w:rPr>
-              <w:t xml:space="preserve">9</w:t>
+              <w:t xml:space="preserve">11</w:t>
             </w:r>
           </w:p>
         </w:tc>
@@ -863,7 +863,7 @@
                 <w:szCs w:val="22"/>
                 <w:color w:val="000000"/>
               </w:rPr>
-              <w:t xml:space="preserve">394</w:t>
+              <w:t xml:space="preserve">346</w:t>
             </w:r>
           </w:p>
         </w:tc>
@@ -978,7 +978,7 @@
                 <w:szCs w:val="22"/>
                 <w:color w:val="000000"/>
               </w:rPr>
-              <w:t xml:space="preserve">287</w:t>
+              <w:t xml:space="preserve">276</w:t>
             </w:r>
           </w:p>
         </w:tc>
@@ -1033,7 +1033,7 @@
                 <w:szCs w:val="22"/>
                 <w:color w:val="000000"/>
               </w:rPr>
-              <w:t xml:space="preserve">287</w:t>
+              <w:t xml:space="preserve">276</w:t>
             </w:r>
           </w:p>
         </w:tc>
@@ -1088,7 +1088,7 @@
                 <w:szCs w:val="22"/>
                 <w:color w:val="000000"/>
               </w:rPr>
-              <w:t xml:space="preserve">233</w:t>
+              <w:t xml:space="preserve">221</w:t>
             </w:r>
           </w:p>
         </w:tc>
@@ -1143,7 +1143,7 @@
                 <w:szCs w:val="22"/>
                 <w:color w:val="000000"/>
               </w:rPr>
-              <w:t xml:space="preserve">54</w:t>
+              <w:t xml:space="preserve">55</w:t>
             </w:r>
           </w:p>
         </w:tc>
@@ -1198,7 +1198,7 @@
                 <w:szCs w:val="22"/>
                 <w:color w:val="000000"/>
               </w:rPr>
-              <w:t xml:space="preserve">54</w:t>
+              <w:t xml:space="preserve">55</w:t>
             </w:r>
           </w:p>
         </w:tc>
@@ -1253,7 +1253,7 @@
                 <w:szCs w:val="22"/>
                 <w:color w:val="000000"/>
               </w:rPr>
-              <w:t xml:space="preserve">520</w:t>
+              <w:t xml:space="preserve">497</w:t>
             </w:r>
           </w:p>
         </w:tc>
@@ -1368,7 +1368,7 @@
                 <w:szCs w:val="22"/>
                 <w:color w:val="000000"/>
               </w:rPr>
-              <w:t xml:space="preserve">107</w:t>
+              <w:t xml:space="preserve">100</w:t>
             </w:r>
           </w:p>
         </w:tc>
@@ -1423,7 +1423,7 @@
                 <w:szCs w:val="22"/>
                 <w:color w:val="000000"/>
               </w:rPr>
-              <w:t xml:space="preserve">124</w:t>
+              <w:t xml:space="preserve">115</w:t>
             </w:r>
           </w:p>
         </w:tc>
@@ -1478,7 +1478,7 @@
                 <w:szCs w:val="22"/>
                 <w:color w:val="000000"/>
               </w:rPr>
-              <w:t xml:space="preserve">107</w:t>
+              <w:t xml:space="preserve">100</w:t>
             </w:r>
           </w:p>
         </w:tc>
@@ -1533,7 +1533,7 @@
                 <w:szCs w:val="22"/>
                 <w:color w:val="000000"/>
               </w:rPr>
-              <w:t xml:space="preserve">17</w:t>
+              <w:t xml:space="preserve">15</w:t>
             </w:r>
           </w:p>
         </w:tc>
@@ -1643,7 +1643,7 @@
                 <w:szCs w:val="22"/>
                 <w:color w:val="000000"/>
               </w:rPr>
-              <w:t xml:space="preserve">214</w:t>
+              <w:t xml:space="preserve">200</w:t>
             </w:r>
           </w:p>
         </w:tc>
@@ -2179,7 +2179,7 @@
                 <w:szCs w:val="22"/>
                 <w:color w:val="000000"/>
               </w:rPr>
-              <w:t xml:space="preserve">140</w:t>
+              <w:t xml:space="preserve">120</w:t>
             </w:r>
           </w:p>
         </w:tc>
@@ -2234,7 +2234,7 @@
                 <w:szCs w:val="22"/>
                 <w:color w:val="000000"/>
               </w:rPr>
-              <w:t xml:space="preserve">57</w:t>
+              <w:t xml:space="preserve">53</w:t>
             </w:r>
           </w:p>
         </w:tc>
@@ -2289,7 +2289,7 @@
                 <w:szCs w:val="22"/>
                 <w:color w:val="000000"/>
               </w:rPr>
-              <w:t xml:space="preserve">197</w:t>
+              <w:t xml:space="preserve">173</w:t>
             </w:r>
           </w:p>
         </w:tc>
@@ -2344,7 +2344,7 @@
                 <w:szCs w:val="22"/>
                 <w:color w:val="000000"/>
               </w:rPr>
-              <w:t xml:space="preserve">71.1</w:t>
+              <w:t xml:space="preserve">69.4</w:t>
             </w:r>
           </w:p>
         </w:tc>
@@ -2399,7 +2399,7 @@
                 <w:szCs w:val="22"/>
                 <w:color w:val="000000"/>
               </w:rPr>
-              <w:t xml:space="preserve">28.9</w:t>
+              <w:t xml:space="preserve">30.6</w:t>
             </w:r>
           </w:p>
         </w:tc>
@@ -2514,7 +2514,7 @@
                 <w:szCs w:val="22"/>
                 <w:color w:val="000000"/>
               </w:rPr>
-              <w:t xml:space="preserve">207</w:t>
+              <w:t xml:space="preserve">199</w:t>
             </w:r>
           </w:p>
         </w:tc>
@@ -2569,7 +2569,7 @@
                 <w:szCs w:val="22"/>
                 <w:color w:val="000000"/>
               </w:rPr>
-              <w:t xml:space="preserve">80</w:t>
+              <w:t xml:space="preserve">77</w:t>
             </w:r>
           </w:p>
         </w:tc>
@@ -2624,7 +2624,7 @@
                 <w:szCs w:val="22"/>
                 <w:color w:val="000000"/>
               </w:rPr>
-              <w:t xml:space="preserve">287</w:t>
+              <w:t xml:space="preserve">276</w:t>
             </w:r>
           </w:p>
         </w:tc>
@@ -2849,7 +2849,7 @@
                 <w:szCs w:val="22"/>
                 <w:color w:val="000000"/>
               </w:rPr>
-              <w:t xml:space="preserve">70</w:t>
+              <w:t xml:space="preserve">68</w:t>
             </w:r>
           </w:p>
         </w:tc>
@@ -2904,7 +2904,7 @@
                 <w:szCs w:val="22"/>
                 <w:color w:val="000000"/>
               </w:rPr>
-              <w:t xml:space="preserve">37</w:t>
+              <w:t xml:space="preserve">32</w:t>
             </w:r>
           </w:p>
         </w:tc>
@@ -2959,7 +2959,7 @@
                 <w:szCs w:val="22"/>
                 <w:color w:val="000000"/>
               </w:rPr>
-              <w:t xml:space="preserve">107</w:t>
+              <w:t xml:space="preserve">100</w:t>
             </w:r>
           </w:p>
         </w:tc>
@@ -3014,7 +3014,7 @@
                 <w:szCs w:val="22"/>
                 <w:color w:val="000000"/>
               </w:rPr>
-              <w:t xml:space="preserve">65.4</w:t>
+              <w:t xml:space="preserve">68.0</w:t>
             </w:r>
           </w:p>
         </w:tc>
@@ -3069,7 +3069,7 @@
                 <w:szCs w:val="22"/>
                 <w:color w:val="000000"/>
               </w:rPr>
-              <w:t xml:space="preserve">34.6</w:t>
+              <w:t xml:space="preserve">32.0</w:t>
             </w:r>
           </w:p>
         </w:tc>
@@ -3184,7 +3184,7 @@
                 <w:szCs w:val="22"/>
                 <w:color w:val="000000"/>
               </w:rPr>
-              <w:t xml:space="preserve">417</w:t>
+              <w:t xml:space="preserve">387</w:t>
             </w:r>
           </w:p>
         </w:tc>
@@ -3239,7 +3239,7 @@
                 <w:szCs w:val="22"/>
                 <w:color w:val="000000"/>
               </w:rPr>
-              <w:t xml:space="preserve">174</w:t>
+              <w:t xml:space="preserve">162</w:t>
             </w:r>
           </w:p>
         </w:tc>
@@ -3294,7 +3294,7 @@
                 <w:szCs w:val="22"/>
                 <w:color w:val="000000"/>
               </w:rPr>
-              <w:t xml:space="preserve">591</w:t>
+              <w:t xml:space="preserve">549</w:t>
             </w:r>
           </w:p>
         </w:tc>
@@ -3349,7 +3349,7 @@
                 <w:szCs w:val="22"/>
                 <w:color w:val="000000"/>
               </w:rPr>
-              <w:t xml:space="preserve">70.6</w:t>
+              <w:t xml:space="preserve">70.5</w:t>
             </w:r>
           </w:p>
         </w:tc>
@@ -3404,7 +3404,7 @@
                 <w:szCs w:val="22"/>
                 <w:color w:val="000000"/>
               </w:rPr>
-              <w:t xml:space="preserve">29.4</w:t>
+              <w:t xml:space="preserve">29.5</w:t>
             </w:r>
           </w:p>
         </w:tc>
@@ -3884,7 +3884,7 @@
                 <w:szCs w:val="22"/>
                 <w:color w:val="000000"/>
               </w:rPr>
-              <w:t xml:space="preserve">591</w:t>
+              <w:t xml:space="preserve">549</w:t>
             </w:r>
           </w:p>
         </w:tc>
@@ -3939,7 +3939,7 @@
                 <w:szCs w:val="22"/>
                 <w:color w:val="000000"/>
               </w:rPr>
-              <w:t xml:space="preserve">8.81</w:t>
+              <w:t xml:space="preserve">10.06</w:t>
             </w:r>
           </w:p>
         </w:tc>
@@ -3994,7 +3994,7 @@
                 <w:szCs w:val="22"/>
                 <w:color w:val="000000"/>
               </w:rPr>
-              <w:t xml:space="preserve">2.08</w:t>
+              <w:t xml:space="preserve">2.64</w:t>
             </w:r>
           </w:p>
         </w:tc>
@@ -4049,7 +4049,7 @@
                 <w:szCs w:val="22"/>
                 <w:color w:val="000000"/>
               </w:rPr>
-              <w:t xml:space="preserve">87.6</w:t>
+              <w:t xml:space="preserve">85.1</w:t>
             </w:r>
           </w:p>
         </w:tc>
@@ -4164,7 +4164,7 @@
                 <w:szCs w:val="22"/>
                 <w:color w:val="000000"/>
               </w:rPr>
-              <w:t xml:space="preserve">591</w:t>
+              <w:t xml:space="preserve">549</w:t>
             </w:r>
           </w:p>
         </w:tc>
@@ -4219,7 +4219,7 @@
                 <w:szCs w:val="22"/>
                 <w:color w:val="000000"/>
               </w:rPr>
-              <w:t xml:space="preserve">10.16</w:t>
+              <w:t xml:space="preserve">10.93</w:t>
             </w:r>
           </w:p>
         </w:tc>
@@ -4274,7 +4274,7 @@
                 <w:szCs w:val="22"/>
                 <w:color w:val="000000"/>
               </w:rPr>
-              <w:t xml:space="preserve">3.85</w:t>
+              <w:t xml:space="preserve">3.66</w:t>
             </w:r>
           </w:p>
         </w:tc>
@@ -4329,7 +4329,7 @@
                 <w:szCs w:val="22"/>
                 <w:color w:val="000000"/>
               </w:rPr>
-              <w:t xml:space="preserve">84.4</w:t>
+              <w:t xml:space="preserve">83.8</w:t>
             </w:r>
           </w:p>
         </w:tc>
@@ -4473,7 +4473,7 @@
       </w:tblPr>
       <w:tblGrid>
         <w:gridCol w:w="3639"/>
-        <w:gridCol w:w="8769"/>
+        <w:gridCol w:w="8849"/>
       </w:tblGrid>
       <w:tr>
         <w:trPr>
@@ -4763,7 +4763,7 @@
                 <w:szCs w:val="22"/>
                 <w:color w:val="000000"/>
               </w:rPr>
-              <w:t xml:space="preserve">Fail (delta = 5pp; 90% CI [+0.007, +0.058] vs acceptance [-0.05, 0.05]); strict 2pp: Fail</w:t>
+              <w:t xml:space="preserve">Pass (delta = 5pp; 90% CI [-0.016, +0.041] vs acceptance [-0.05, 0.05]); strict 2pp: Fail</w:t>
             </w:r>
           </w:p>
         </w:tc>
@@ -4878,7 +4878,7 @@
                 <w:szCs w:val="22"/>
                 <w:color w:val="000000"/>
               </w:rPr>
-              <w:t xml:space="preserve">Fail (delta = 5pp; 90% CI [+0.007, +0.058] vs acceptance [-0.05, 0.05]); strict 2pp: Fail</w:t>
+              <w:t xml:space="preserve">Pass (delta = 5pp; 90% CI [-0.016, +0.041] vs acceptance [-0.05, 0.05]); strict 2pp: Fail</w:t>
             </w:r>
           </w:p>
         </w:tc>
@@ -4993,7 +4993,7 @@
                 <w:szCs w:val="22"/>
                 <w:color w:val="000000"/>
               </w:rPr>
-              <w:t xml:space="preserve">Fail (delta = 5pp; 90% CI [+0.007, +0.058] vs acceptance [-0.05, 0.05]); strict 2pp: Fail</w:t>
+              <w:t xml:space="preserve">Pass (delta = 5pp; 90% CI [-0.016, +0.041] vs acceptance [-0.05, 0.05]); strict 2pp: Fail</w:t>
             </w:r>
           </w:p>
         </w:tc>
@@ -5108,7 +5108,7 @@
                 <w:szCs w:val="22"/>
                 <w:color w:val="000000"/>
               </w:rPr>
-              <w:t xml:space="preserve">Fail (delta = 5pp; 90% CI [+0.007, +0.058] vs acceptance [-0.05, 0.05]); strict 2pp: Fail</w:t>
+              <w:t xml:space="preserve">Pass (delta = 5pp; 90% CI [-0.016, +0.041] vs acceptance [-0.05, 0.05]); strict 2pp: Fail</w:t>
             </w:r>
           </w:p>
         </w:tc>
@@ -5223,7 +5223,7 @@
                 <w:szCs w:val="22"/>
                 <w:color w:val="000000"/>
               </w:rPr>
-              <w:t xml:space="preserve">Fail (delta = 5pp; 90% CI [+0.007, +0.058] vs acceptance [-0.05, 0.05]); strict 2pp: Fail</w:t>
+              <w:t xml:space="preserve">Pass (delta = 5pp; 90% CI [-0.016, +0.041] vs acceptance [-0.05, 0.05]); strict 2pp: Fail</w:t>
             </w:r>
           </w:p>
         </w:tc>
@@ -5338,7 +5338,7 @@
                 <w:szCs w:val="22"/>
                 <w:color w:val="000000"/>
               </w:rPr>
-              <w:t xml:space="preserve">Fail (delta = 5pp; 90% CI [+0.007, +0.058] vs acceptance [-0.05, 0.05]); strict 2pp: Fail</w:t>
+              <w:t xml:space="preserve">Pass (delta = 5pp; 90% CI [-0.016, +0.041] vs acceptance [-0.05, 0.05]); strict 2pp: Fail</w:t>
             </w:r>
           </w:p>
         </w:tc>
@@ -5453,7 +5453,7 @@
                 <w:szCs w:val="22"/>
                 <w:color w:val="000000"/>
               </w:rPr>
-              <w:t xml:space="preserve">Fail (delta = 5pp; 90% CI [+0.007, +0.058] vs acceptance [-0.05, 0.05]); strict 2pp: Fail</w:t>
+              <w:t xml:space="preserve">Pass (delta = 5pp; 90% CI [-0.016, +0.041] vs acceptance [-0.05, 0.05]); strict 2pp: Fail</w:t>
             </w:r>
           </w:p>
         </w:tc>
@@ -5568,7 +5568,7 @@
                 <w:szCs w:val="22"/>
                 <w:color w:val="000000"/>
               </w:rPr>
-              <w:t xml:space="preserve">Fail (delta = 5pp; 90% CI [+0.007, +0.058] vs acceptance [-0.05, 0.05]); strict 2pp: Fail</w:t>
+              <w:t xml:space="preserve">Pass (delta = 5pp; 90% CI [-0.016, +0.041] vs acceptance [-0.05, 0.05]); strict 2pp: Fail</w:t>
             </w:r>
           </w:p>
         </w:tc>
@@ -5683,7 +5683,7 @@
                 <w:szCs w:val="22"/>
                 <w:color w:val="000000"/>
               </w:rPr>
-              <w:t xml:space="preserve">Fail (delta = 5pp; 90% CI [+0.007, +0.058] vs acceptance [-0.05, 0.05]); strict 2pp: Fail</w:t>
+              <w:t xml:space="preserve">Pass (delta = 5pp; 90% CI [-0.016, +0.041] vs acceptance [-0.05, 0.05]); strict 2pp: Fail</w:t>
             </w:r>
           </w:p>
         </w:tc>
@@ -5798,7 +5798,7 @@
                 <w:szCs w:val="22"/>
                 <w:color w:val="000000"/>
               </w:rPr>
-              <w:t xml:space="preserve">Fail (delta = 5pp; 90% CI [+0.007, +0.058] vs acceptance [-0.05, 0.05]); strict 2pp: Fail</w:t>
+              <w:t xml:space="preserve">Pass (delta = 5pp; 90% CI [-0.016, +0.041] vs acceptance [-0.05, 0.05]); strict 2pp: Fail</w:t>
             </w:r>
           </w:p>
         </w:tc>
@@ -5913,7 +5913,7 @@
                 <w:szCs w:val="22"/>
                 <w:color w:val="000000"/>
               </w:rPr>
-              <w:t xml:space="preserve">Fail (delta = 5pp; 90% CI [+0.007, +0.058] vs acceptance [-0.05, 0.05]); strict 2pp: Fail</w:t>
+              <w:t xml:space="preserve">Pass (delta = 5pp; 90% CI [-0.016, +0.041] vs acceptance [-0.05, 0.05]); strict 2pp: Fail</w:t>
             </w:r>
           </w:p>
         </w:tc>
@@ -6028,7 +6028,7 @@
                 <w:szCs w:val="22"/>
                 <w:color w:val="000000"/>
               </w:rPr>
-              <w:t xml:space="preserve">Fail (delta = 5pp; 90% CI [+0.007, +0.058] vs acceptance [-0.05, 0.05]); strict 2pp: Fail</w:t>
+              <w:t xml:space="preserve">Pass (delta = 5pp; 90% CI [-0.016, +0.041] vs acceptance [-0.05, 0.05]); strict 2pp: Fail</w:t>
             </w:r>
           </w:p>
         </w:tc>
@@ -6143,7 +6143,7 @@
                 <w:szCs w:val="22"/>
                 <w:color w:val="000000"/>
               </w:rPr>
-              <w:t xml:space="preserve">Fail (delta = 5pp; 90% CI [+0.007, +0.058] vs acceptance [-0.05, 0.05]); strict 2pp: Fail</w:t>
+              <w:t xml:space="preserve">Pass (delta = 5pp; 90% CI [-0.016, +0.041] vs acceptance [-0.05, 0.05]); strict 2pp: Fail</w:t>
             </w:r>
           </w:p>
         </w:tc>
@@ -6258,7 +6258,7 @@
                 <w:szCs w:val="22"/>
                 <w:color w:val="000000"/>
               </w:rPr>
-              <w:t xml:space="preserve">Fail (delta = 5pp; 90% CI [+0.007, +0.058] vs acceptance [-0.05, 0.05]); strict 2pp: Fail</w:t>
+              <w:t xml:space="preserve">Pass (delta = 5pp; 90% CI [-0.016, +0.041] vs acceptance [-0.05, 0.05]); strict 2pp: Fail</w:t>
             </w:r>
           </w:p>
         </w:tc>
@@ -6373,7 +6373,7 @@
                 <w:szCs w:val="22"/>
                 <w:color w:val="000000"/>
               </w:rPr>
-              <w:t xml:space="preserve">Fail (delta = 5pp; 90% CI [+0.007, +0.058] vs acceptance [-0.05, 0.05]); strict 2pp: Fail</w:t>
+              <w:t xml:space="preserve">Pass (delta = 5pp; 90% CI [-0.016, +0.041] vs acceptance [-0.05, 0.05]); strict 2pp: Fail</w:t>
             </w:r>
           </w:p>
         </w:tc>
@@ -8080,7 +8080,7 @@
                 <w:szCs w:val="22"/>
                 <w:color w:val="000000"/>
               </w:rPr>
-              <w:t xml:space="preserve">197</w:t>
+              <w:t xml:space="preserve">173</w:t>
             </w:r>
           </w:p>
         </w:tc>
@@ -8135,7 +8135,7 @@
                 <w:szCs w:val="22"/>
                 <w:color w:val="000000"/>
               </w:rPr>
-              <w:t xml:space="preserve">0.8477</w:t>
+              <w:t xml:space="preserve">0.8266</w:t>
             </w:r>
           </w:p>
         </w:tc>
@@ -8190,7 +8190,7 @@
                 <w:szCs w:val="22"/>
                 <w:color w:val="000000"/>
               </w:rPr>
-              <w:t xml:space="preserve">197</w:t>
+              <w:t xml:space="preserve">173</w:t>
             </w:r>
           </w:p>
         </w:tc>
@@ -8245,7 +8245,7 @@
                 <w:szCs w:val="22"/>
                 <w:color w:val="000000"/>
               </w:rPr>
-              <w:t xml:space="preserve">0.8274</w:t>
+              <w:t xml:space="preserve">0.8208</w:t>
             </w:r>
           </w:p>
         </w:tc>
@@ -8300,7 +8300,7 @@
                 <w:szCs w:val="22"/>
                 <w:color w:val="000000"/>
               </w:rPr>
-              <w:t xml:space="preserve">0.0203</w:t>
+              <w:t xml:space="preserve">0.0058</w:t>
             </w:r>
           </w:p>
         </w:tc>
@@ -8355,7 +8355,7 @@
                 <w:szCs w:val="22"/>
                 <w:color w:val="000000"/>
               </w:rPr>
-              <w:t xml:space="preserve">-0.0248</w:t>
+              <w:t xml:space="preserve">-0.0468</w:t>
             </w:r>
           </w:p>
         </w:tc>
@@ -8410,7 +8410,7 @@
                 <w:szCs w:val="22"/>
                 <w:color w:val="000000"/>
               </w:rPr>
-              <w:t xml:space="preserve">0.0663</w:t>
+              <w:t xml:space="preserve">0.0586</w:t>
             </w:r>
           </w:p>
         </w:tc>
@@ -8465,7 +8465,7 @@
                 <w:szCs w:val="22"/>
                 <w:color w:val="000000"/>
               </w:rPr>
-              <w:t xml:space="preserve">0.1394</w:t>
+              <w:t xml:space="preserve">0.0825</w:t>
             </w:r>
           </w:p>
         </w:tc>
@@ -8630,7 +8630,7 @@
                 <w:szCs w:val="22"/>
                 <w:color w:val="000000"/>
               </w:rPr>
-              <w:t xml:space="preserve">16</w:t>
+              <w:t xml:space="preserve">15</w:t>
             </w:r>
           </w:p>
         </w:tc>
@@ -8685,7 +8685,7 @@
                 <w:szCs w:val="22"/>
                 <w:color w:val="000000"/>
               </w:rPr>
-              <w:t xml:space="preserve">12</w:t>
+              <w:t xml:space="preserve">14</w:t>
             </w:r>
           </w:p>
         </w:tc>
@@ -8800,7 +8800,7 @@
                 <w:szCs w:val="22"/>
                 <w:color w:val="000000"/>
               </w:rPr>
-              <w:t xml:space="preserve">287</w:t>
+              <w:t xml:space="preserve">276</w:t>
             </w:r>
           </w:p>
         </w:tc>
@@ -8855,7 +8855,7 @@
                 <w:szCs w:val="22"/>
                 <w:color w:val="000000"/>
               </w:rPr>
-              <w:t xml:space="preserve">0.8955</w:t>
+              <w:t xml:space="preserve">0.8986</w:t>
             </w:r>
           </w:p>
         </w:tc>
@@ -8910,7 +8910,7 @@
                 <w:szCs w:val="22"/>
                 <w:color w:val="000000"/>
               </w:rPr>
-              <w:t xml:space="preserve">287</w:t>
+              <w:t xml:space="preserve">276</w:t>
             </w:r>
           </w:p>
         </w:tc>
@@ -8965,7 +8965,7 @@
                 <w:szCs w:val="22"/>
                 <w:color w:val="000000"/>
               </w:rPr>
-              <w:t xml:space="preserve">0.8676</w:t>
+              <w:t xml:space="preserve">0.8841</w:t>
             </w:r>
           </w:p>
         </w:tc>
@@ -9020,7 +9020,7 @@
                 <w:szCs w:val="22"/>
                 <w:color w:val="000000"/>
               </w:rPr>
-              <w:t xml:space="preserve">0.0279</w:t>
+              <w:t xml:space="preserve">0.0145</w:t>
             </w:r>
           </w:p>
         </w:tc>
@@ -9075,7 +9075,7 @@
                 <w:szCs w:val="22"/>
                 <w:color w:val="000000"/>
               </w:rPr>
-              <w:t xml:space="preserve">-0.0047</w:t>
+              <w:t xml:space="preserve">-0.0166</w:t>
             </w:r>
           </w:p>
         </w:tc>
@@ -9130,7 +9130,7 @@
                 <w:szCs w:val="22"/>
                 <w:color w:val="000000"/>
               </w:rPr>
-              <w:t xml:space="preserve">0.0619</w:t>
+              <w:t xml:space="preserve">0.0465</w:t>
             </w:r>
           </w:p>
         </w:tc>
@@ -9185,7 +9185,7 @@
                 <w:szCs w:val="22"/>
                 <w:color w:val="000000"/>
               </w:rPr>
-              <w:t xml:space="preserve">0.1369</w:t>
+              <w:t xml:space="preserve">0.0354</w:t>
             </w:r>
           </w:p>
         </w:tc>
@@ -9226,21 +9226,21 @@
                 <w:strike w:val="false"/>
                 <w:sz w:val="22"/>
                 <w:szCs w:val="22"/>
-                <w:color w:val="CC0000"/>
-              </w:rPr>
-            </w:pPr>
-            <w:r>
-              <w:rPr>
-                <w:rFonts w:ascii="Arial" w:hAnsi="Arial" w:eastAsia="Arial" w:cs="Arial"/>
-                <w:i w:val="false"/>
-                <w:b w:val="false"/>
-                <w:u w:val="none"/>
-                <w:strike w:val="false"/>
-                <w:sz w:val="22"/>
-                <w:szCs w:val="22"/>
-                <w:color w:val="CC0000"/>
-              </w:rPr>
-              <w:t xml:space="preserve">Fail</w:t>
+                <w:color w:val="006600"/>
+              </w:rPr>
+            </w:pPr>
+            <w:r>
+              <w:rPr>
+                <w:rFonts w:ascii="Arial" w:hAnsi="Arial" w:eastAsia="Arial" w:cs="Arial"/>
+                <w:i w:val="false"/>
+                <w:b w:val="false"/>
+                <w:u w:val="none"/>
+                <w:strike w:val="false"/>
+                <w:sz w:val="22"/>
+                <w:szCs w:val="22"/>
+                <w:color w:val="006600"/>
+              </w:rPr>
+              <w:t xml:space="preserve">Pass</w:t>
             </w:r>
           </w:p>
         </w:tc>
@@ -9350,7 +9350,7 @@
                 <w:szCs w:val="22"/>
                 <w:color w:val="000000"/>
               </w:rPr>
-              <w:t xml:space="preserve">20</w:t>
+              <w:t xml:space="preserve">15</w:t>
             </w:r>
           </w:p>
         </w:tc>
@@ -9405,7 +9405,7 @@
                 <w:szCs w:val="22"/>
                 <w:color w:val="000000"/>
               </w:rPr>
-              <w:t xml:space="preserve">12</w:t>
+              <w:t xml:space="preserve">11</w:t>
             </w:r>
           </w:p>
         </w:tc>
@@ -9520,7 +9520,7 @@
                 <w:szCs w:val="22"/>
                 <w:color w:val="000000"/>
               </w:rPr>
-              <w:t xml:space="preserve">107</w:t>
+              <w:t xml:space="preserve">100</w:t>
             </w:r>
           </w:p>
         </w:tc>
@@ -9575,7 +9575,7 @@
                 <w:szCs w:val="22"/>
                 <w:color w:val="000000"/>
               </w:rPr>
-              <w:t xml:space="preserve">0.8785</w:t>
+              <w:t xml:space="preserve">0.7600</w:t>
             </w:r>
           </w:p>
         </w:tc>
@@ -9630,7 +9630,7 @@
                 <w:szCs w:val="22"/>
                 <w:color w:val="000000"/>
               </w:rPr>
-              <w:t xml:space="preserve">107</w:t>
+              <w:t xml:space="preserve">100</w:t>
             </w:r>
           </w:p>
         </w:tc>
@@ -9685,7 +9685,7 @@
                 <w:szCs w:val="22"/>
                 <w:color w:val="000000"/>
               </w:rPr>
-              <w:t xml:space="preserve">0.8131</w:t>
+              <w:t xml:space="preserve">0.7400</w:t>
             </w:r>
           </w:p>
         </w:tc>
@@ -9740,7 +9740,7 @@
                 <w:szCs w:val="22"/>
                 <w:color w:val="000000"/>
               </w:rPr>
-              <w:t xml:space="preserve">0.0654</w:t>
+              <w:t xml:space="preserve">0.0200</w:t>
             </w:r>
           </w:p>
         </w:tc>
@@ -9795,7 +9795,7 @@
                 <w:szCs w:val="22"/>
                 <w:color w:val="000000"/>
               </w:rPr>
-              <w:t xml:space="preserve">-0.0053</w:t>
+              <w:t xml:space="preserve">-0.0770</w:t>
             </w:r>
           </w:p>
         </w:tc>
@@ -9850,7 +9850,7 @@
                 <w:szCs w:val="22"/>
                 <w:color w:val="000000"/>
               </w:rPr>
-              <w:t xml:space="preserve">0.1389</w:t>
+              <w:t xml:space="preserve">0.1169</w:t>
             </w:r>
           </w:p>
         </w:tc>
@@ -9905,7 +9905,7 @@
                 <w:szCs w:val="22"/>
                 <w:color w:val="000000"/>
               </w:rPr>
-              <w:t xml:space="preserve">1.0000</w:t>
+              <w:t xml:space="preserve">0.3036</w:t>
             </w:r>
           </w:p>
         </w:tc>
@@ -10070,7 +10070,7 @@
                 <w:szCs w:val="22"/>
                 <w:color w:val="000000"/>
               </w:rPr>
-              <w:t xml:space="preserve">14</w:t>
+              <w:t xml:space="preserve">18</w:t>
             </w:r>
           </w:p>
         </w:tc>
@@ -10125,7 +10125,7 @@
                 <w:szCs w:val="22"/>
                 <w:color w:val="000000"/>
               </w:rPr>
-              <w:t xml:space="preserve">7</w:t>
+              <w:t xml:space="preserve">16</w:t>
             </w:r>
           </w:p>
         </w:tc>
@@ -10240,7 +10240,7 @@
                 <w:szCs w:val="22"/>
                 <w:color w:val="000000"/>
               </w:rPr>
-              <w:t xml:space="preserve">591</w:t>
+              <w:t xml:space="preserve">549</w:t>
             </w:r>
           </w:p>
         </w:tc>
@@ -10295,7 +10295,7 @@
                 <w:szCs w:val="22"/>
                 <w:color w:val="000000"/>
               </w:rPr>
-              <w:t xml:space="preserve">0.8765</w:t>
+              <w:t xml:space="preserve">0.8506</w:t>
             </w:r>
           </w:p>
         </w:tc>
@@ -10350,7 +10350,7 @@
                 <w:szCs w:val="22"/>
                 <w:color w:val="000000"/>
               </w:rPr>
-              <w:t xml:space="preserve">591</w:t>
+              <w:t xml:space="preserve">549</w:t>
             </w:r>
           </w:p>
         </w:tc>
@@ -10405,7 +10405,7 @@
                 <w:szCs w:val="22"/>
                 <w:color w:val="000000"/>
               </w:rPr>
-              <w:t xml:space="preserve">0.8443</w:t>
+              <w:t xml:space="preserve">0.8379</w:t>
             </w:r>
           </w:p>
         </w:tc>
@@ -10460,7 +10460,7 @@
                 <w:szCs w:val="22"/>
                 <w:color w:val="000000"/>
               </w:rPr>
-              <w:t xml:space="preserve">0.0321</w:t>
+              <w:t xml:space="preserve">0.0128</w:t>
             </w:r>
           </w:p>
         </w:tc>
@@ -10515,7 +10515,7 @@
                 <w:szCs w:val="22"/>
                 <w:color w:val="000000"/>
               </w:rPr>
-              <w:t xml:space="preserve">0.0072</w:t>
+              <w:t xml:space="preserve">-0.0157</w:t>
             </w:r>
           </w:p>
         </w:tc>
@@ -10570,7 +10570,7 @@
                 <w:szCs w:val="22"/>
                 <w:color w:val="000000"/>
               </w:rPr>
-              <w:t xml:space="preserve">0.0577</w:t>
+              <w:t xml:space="preserve">0.0414</w:t>
             </w:r>
           </w:p>
         </w:tc>
@@ -10625,7 +10625,7 @@
                 <w:szCs w:val="22"/>
                 <w:color w:val="000000"/>
               </w:rPr>
-              <w:t xml:space="preserve">0.1231</w:t>
+              <w:t xml:space="preserve">0.0168</w:t>
             </w:r>
           </w:p>
         </w:tc>
@@ -10666,21 +10666,21 @@
                 <w:strike w:val="false"/>
                 <w:sz w:val="22"/>
                 <w:szCs w:val="22"/>
-                <w:color w:val="CC0000"/>
-              </w:rPr>
-            </w:pPr>
-            <w:r>
-              <w:rPr>
-                <w:rFonts w:ascii="Arial" w:hAnsi="Arial" w:eastAsia="Arial" w:cs="Arial"/>
-                <w:i w:val="false"/>
-                <w:b w:val="false"/>
-                <w:u w:val="none"/>
-                <w:strike w:val="false"/>
-                <w:sz w:val="22"/>
-                <w:szCs w:val="22"/>
-                <w:color w:val="CC0000"/>
-              </w:rPr>
-              <w:t xml:space="preserve">Fail</w:t>
+                <w:color w:val="006600"/>
+              </w:rPr>
+            </w:pPr>
+            <w:r>
+              <w:rPr>
+                <w:rFonts w:ascii="Arial" w:hAnsi="Arial" w:eastAsia="Arial" w:cs="Arial"/>
+                <w:i w:val="false"/>
+                <w:b w:val="false"/>
+                <w:u w:val="none"/>
+                <w:strike w:val="false"/>
+                <w:sz w:val="22"/>
+                <w:szCs w:val="22"/>
+                <w:color w:val="006600"/>
+              </w:rPr>
+              <w:t xml:space="preserve">Pass</w:t>
             </w:r>
           </w:p>
         </w:tc>
@@ -10790,7 +10790,7 @@
                 <w:szCs w:val="22"/>
                 <w:color w:val="000000"/>
               </w:rPr>
-              <w:t xml:space="preserve">50</w:t>
+              <w:t xml:space="preserve">48</w:t>
             </w:r>
           </w:p>
         </w:tc>
@@ -10845,7 +10845,7 @@
                 <w:szCs w:val="22"/>
                 <w:color w:val="000000"/>
               </w:rPr>
-              <w:t xml:space="preserve">31</w:t>
+              <w:t xml:space="preserve">41</w:t>
             </w:r>
           </w:p>
         </w:tc>
